--- a/Joan_Anto_Ranjith_Resume.docx
+++ b/Joan_Anto_Ranjith_Resume.docx
@@ -33,8 +33,8 @@
           <w:rFonts w:ascii="Calibri" w:hAnsi="Calibri" w:cs="Calibri"/>
           <w:b/>
           <w:bCs/>
-          <w:sz w:val="40"/>
-          <w:szCs w:val="40"/>
+          <w:sz w:val="22"/>
+          <w:szCs w:val="22"/>
         </w:rPr>
       </w:pPr>
       <w:r>
@@ -47,34 +47,79 @@
         </w:rPr>
         <w:t>Data Analyst | Analytics &amp; Automation Professional</w:t>
       </w:r>
+    </w:p>
+    <w:p>
+      <w:pPr>
+        <w:spacing w:after="0" w:line="276" w:lineRule="auto"/>
+        <w:jc w:val="center"/>
+      </w:pPr>
+      <w:r>
+        <w:rPr>
+          <w:rFonts w:ascii="Calibri" w:hAnsi="Calibri" w:cs="Calibri"/>
+          <w:sz w:val="22"/>
+          <w:szCs w:val="22"/>
+        </w:rPr>
+        <w:t>Chennai, India | +91 9790371605 |</w:t>
+      </w:r>
+      <w:r>
+        <w:rPr>
+          <w:rFonts w:ascii="Calibri" w:hAnsi="Calibri" w:cs="Calibri"/>
+          <w:sz w:val="22"/>
+          <w:szCs w:val="22"/>
+        </w:rPr>
+        <w:t xml:space="preserve"> Portfolio</w:t>
+      </w:r>
+      <w:r>
+        <w:rPr>
+          <w:rFonts w:ascii="Calibri" w:hAnsi="Calibri" w:cs="Calibri"/>
+          <w:sz w:val="22"/>
+          <w:szCs w:val="22"/>
+        </w:rPr>
+        <w:t xml:space="preserve"> -</w:t>
+      </w:r>
+      <w:r>
+        <w:rPr>
+          <w:rFonts w:ascii="Calibri" w:hAnsi="Calibri" w:cs="Calibri"/>
+          <w:sz w:val="22"/>
+          <w:szCs w:val="22"/>
+        </w:rPr>
+        <w:t xml:space="preserve"> </w:t>
+      </w:r>
+      <w:hyperlink r:id="rId5" w:history="1">
+        <w:r>
+          <w:rPr>
+            <w:rStyle w:val="Hyperlink"/>
+            <w:rFonts w:ascii="Calibri" w:hAnsi="Calibri" w:cs="Calibri"/>
+            <w:sz w:val="22"/>
+            <w:szCs w:val="22"/>
+          </w:rPr>
+          <w:t>joanantoranjith.github.io</w:t>
+        </w:r>
+      </w:hyperlink>
     </w:p>
     <w:p>
       <w:pPr>
         <w:spacing w:line="360" w:lineRule="auto"/>
         <w:jc w:val="center"/>
         <w:rPr>
-          <w:rFonts w:ascii="Calibri" w:hAnsi="Calibri" w:cs="Calibri"/>
-          <w:sz w:val="22"/>
-          <w:szCs w:val="22"/>
-        </w:rPr>
-      </w:pPr>
-      <w:r>
-        <w:rPr>
-          <w:rFonts w:ascii="Calibri" w:hAnsi="Calibri" w:cs="Calibri"/>
+          <w:rStyle w:val="Hyperlink"/>
+        </w:rPr>
+      </w:pPr>
+      <w:r>
+        <w:rPr>
+          <w:rStyle w:val="Hyperlink"/>
           <w:noProof/>
-          <w:sz w:val="22"/>
-          <w:szCs w:val="22"/>
         </w:rPr>
         <mc:AlternateContent>
           <mc:Choice Requires="wps">
             <w:drawing>
-              <wp:anchor distT="0" distB="0" distL="114300" distR="114300" simplePos="0" relativeHeight="251663360" behindDoc="1" locked="0" layoutInCell="1" allowOverlap="1" wp14:anchorId="552E5D24" wp14:editId="1B4899B4">
+              <wp:anchor distT="0" distB="0" distL="114300" distR="114300" simplePos="0" relativeHeight="251663360" behindDoc="1" locked="0" layoutInCell="1" allowOverlap="1" wp14:anchorId="552E5D24" wp14:editId="7BEF660B">
                 <wp:simplePos x="0" y="0"/>
                 <wp:positionH relativeFrom="margin">
                   <wp:align>center</wp:align>
                 </wp:positionH>
                 <wp:positionV relativeFrom="paragraph">
-                  <wp:posOffset>356870</wp:posOffset>
+                  <wp:posOffset>388620</wp:posOffset>
                 </wp:positionV>
                 <wp:extent cx="6965950" cy="190500"/>
                 <wp:effectExtent l="0" t="0" r="6350" b="0"/>
@@ -131,41 +176,14 @@
               </wp:anchor>
             </w:drawing>
           </mc:Choice>
-          <mc:Fallback xmlns:w16cei="http://schemas.microsoft.com/office/word/2026/wordml/cei">
+          <mc:Fallback>
             <w:pict>
-              <v:rect w14:anchorId="40988D2A" id="Rectangle 1" o:spid="_x0000_s1026" style="position:absolute;margin-left:0;margin-top:28.1pt;width:548.5pt;height:15pt;z-index:-251653120;visibility:visible;mso-wrap-style:square;mso-width-percent:0;mso-height-percent:0;mso-wrap-distance-left:9pt;mso-wrap-distance-top:0;mso-wrap-distance-right:9pt;mso-wrap-distance-bottom:0;mso-position-horizontal:center;mso-position-horizontal-relative:margin;mso-position-vertical:absolute;mso-position-vertical-relative:text;mso-width-percent:0;mso-height-percent:0;mso-width-relative:margin;mso-height-relative:margin;v-text-anchor:middle" o:gfxdata="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" fillcolor="#e8e8e8 [3203]" stroked="f" strokeweight="1pt">
+              <v:rect w14:anchorId="3194A148" id="Rectangle 1" o:spid="_x0000_s1026" style="position:absolute;margin-left:0;margin-top:30.6pt;width:548.5pt;height:15pt;z-index:-251653120;visibility:visible;mso-wrap-style:square;mso-width-percent:0;mso-height-percent:0;mso-wrap-distance-left:9pt;mso-wrap-distance-top:0;mso-wrap-distance-right:9pt;mso-wrap-distance-bottom:0;mso-position-horizontal:center;mso-position-horizontal-relative:margin;mso-position-vertical:absolute;mso-position-vertical-relative:text;mso-width-percent:0;mso-height-percent:0;mso-width-relative:margin;mso-height-relative:margin;v-text-anchor:middle" o:gfxdata="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" fillcolor="#e8e8e8 [3203]" stroked="f" strokeweight="1pt">
                 <w10:wrap anchorx="margin"/>
               </v:rect>
             </w:pict>
           </mc:Fallback>
         </mc:AlternateContent>
-      </w:r>
-      <w:r>
-        <w:rPr>
-          <w:rFonts w:ascii="Calibri" w:hAnsi="Calibri" w:cs="Calibri"/>
-          <w:sz w:val="22"/>
-          <w:szCs w:val="22"/>
-        </w:rPr>
-        <w:t xml:space="preserve">Chennai, India | + 91 9790371605 | joanantoranjith@gmail.com | </w:t>
-      </w:r>
-      <w:hyperlink r:id="rId5" w:history="1">
-        <w:r>
-          <w:rPr>
-            <w:rStyle w:val="Hyperlink"/>
-            <w:rFonts w:ascii="Calibri" w:hAnsi="Calibri" w:cs="Calibri"/>
-            <w:sz w:val="22"/>
-            <w:szCs w:val="22"/>
-          </w:rPr>
-          <w:t>LinkedIn</w:t>
-        </w:r>
-      </w:hyperlink>
-      <w:r>
-        <w:rPr>
-          <w:rFonts w:ascii="Calibri" w:hAnsi="Calibri" w:cs="Calibri"/>
-          <w:sz w:val="22"/>
-          <w:szCs w:val="22"/>
-        </w:rPr>
-        <w:t xml:space="preserve"> | </w:t>
       </w:r>
       <w:hyperlink r:id="rId6" w:history="1">
         <w:r>
@@ -175,7 +193,7 @@
             <w:sz w:val="22"/>
             <w:szCs w:val="22"/>
           </w:rPr>
-          <w:t>GitHub</w:t>
+          <w:t>joanantoranjith@gmail.com</w:t>
         </w:r>
       </w:hyperlink>
       <w:r>
@@ -184,18 +202,17 @@
           <w:sz w:val="22"/>
           <w:szCs w:val="22"/>
         </w:rPr>
-        <w:t xml:space="preserve"> | Portfolio Website</w:t>
-      </w:r>
-      <w:r>
-        <w:rPr>
-          <w:rFonts w:ascii="Calibri" w:hAnsi="Calibri" w:cs="Calibri"/>
-          <w:sz w:val="22"/>
-          <w:szCs w:val="22"/>
-        </w:rPr>
-        <w:t xml:space="preserve"> | </w:t>
+        <w:t xml:space="preserve"> |</w:t>
+      </w:r>
+      <w:r>
+        <w:rPr>
+          <w:rFonts w:ascii="Calibri" w:hAnsi="Calibri" w:cs="Calibri"/>
+          <w:sz w:val="22"/>
+          <w:szCs w:val="22"/>
+        </w:rPr>
+        <w:t xml:space="preserve"> </w:t>
       </w:r>
       <w:hyperlink r:id="rId7" w:history="1">
-        <w:proofErr w:type="spellStart"/>
         <w:r>
           <w:rPr>
             <w:rStyle w:val="Hyperlink"/>
@@ -203,8 +220,26 @@
             <w:sz w:val="22"/>
             <w:szCs w:val="22"/>
           </w:rPr>
-          <w:t>Hacker</w:t>
+          <w:t>github.com/JoanAntoRanjith</w:t>
         </w:r>
+      </w:hyperlink>
+      <w:r>
+        <w:rPr>
+          <w:rFonts w:ascii="Calibri" w:hAnsi="Calibri" w:cs="Calibri"/>
+          <w:sz w:val="22"/>
+          <w:szCs w:val="22"/>
+        </w:rPr>
+        <w:t xml:space="preserve"> |</w:t>
+      </w:r>
+      <w:r>
+        <w:rPr>
+          <w:rFonts w:ascii="Calibri" w:hAnsi="Calibri" w:cs="Calibri"/>
+          <w:sz w:val="22"/>
+          <w:szCs w:val="22"/>
+        </w:rPr>
+        <w:t xml:space="preserve"> </w:t>
+      </w:r>
+      <w:hyperlink r:id="rId8" w:history="1">
         <w:r>
           <w:rPr>
             <w:rStyle w:val="Hyperlink"/>
@@ -212,18 +247,8 @@
             <w:sz w:val="22"/>
             <w:szCs w:val="22"/>
           </w:rPr>
-          <w:t>R</w:t>
+          <w:t>linkedin.com/in/joan-anto-ranjith</w:t>
         </w:r>
-        <w:r>
-          <w:rPr>
-            <w:rStyle w:val="Hyperlink"/>
-            <w:rFonts w:ascii="Calibri" w:hAnsi="Calibri" w:cs="Calibri"/>
-            <w:sz w:val="22"/>
-            <w:szCs w:val="22"/>
-          </w:rPr>
-          <w:t>ank</w:t>
-        </w:r>
-        <w:proofErr w:type="spellEnd"/>
       </w:hyperlink>
     </w:p>
     <w:p>
@@ -256,26 +281,34 @@
       <w:r>
         <w:rPr>
           <w:rFonts w:ascii="Calibri" w:hAnsi="Calibri" w:cs="Calibri"/>
-          <w:sz w:val="21"/>
-          <w:szCs w:val="21"/>
-        </w:rPr>
-        <w:t xml:space="preserve">Experienced professional with 8+ years of industry experience, including 6 years at Amazon in catalog operations, with hands-on experience in data analytics, business intelligence, Python automation, and AI-enabled workflows. Skilled in BI tools, Python, SQL, process automation, KPI analysis, and dashboard development, with experience handling large and complex datasets to drive operational insights and reduce manual effort. Experienced in building AI-powered agents and </w:t>
-      </w:r>
-      <w:r>
-        <w:rPr>
-          <w:rFonts w:ascii="Calibri" w:hAnsi="Calibri" w:cs="Calibri"/>
-          <w:sz w:val="21"/>
-          <w:szCs w:val="21"/>
-        </w:rPr>
-        <w:t>intelligent</w:t>
-      </w:r>
-      <w:r>
-        <w:rPr>
-          <w:rFonts w:ascii="Calibri" w:hAnsi="Calibri" w:cs="Calibri"/>
-          <w:sz w:val="21"/>
-          <w:szCs w:val="21"/>
-        </w:rPr>
-        <w:t xml:space="preserve"> workflows to streamline data analysis, reporting, and repetitive business processes.</w:t>
+          <w:sz w:val="22"/>
+          <w:szCs w:val="22"/>
+        </w:rPr>
+        <w:t>Data analyst</w:t>
+      </w:r>
+      <w:r>
+        <w:rPr>
+          <w:rFonts w:ascii="Calibri" w:hAnsi="Calibri" w:cs="Calibri"/>
+          <w:sz w:val="22"/>
+          <w:szCs w:val="22"/>
+        </w:rPr>
+        <w:t xml:space="preserve"> and Automation Professional with 8+ years of experience (6 at Amazon in catalog operations), specializing in Python automation, SQL, Power BI, and data-driven problem-solving. Skilled in KPI analysis, dashboard development, and AI-enabled workflows, turning large, complex datasets into actionable insights and reducing manual effort.</w:t>
+      </w:r>
+      <w:r>
+        <w:rPr>
+          <w:rFonts w:ascii="Calibri" w:hAnsi="Calibri" w:cs="Calibri"/>
+          <w:sz w:val="22"/>
+          <w:szCs w:val="22"/>
+        </w:rPr>
+        <w:t xml:space="preserve"> </w:t>
+      </w:r>
+      <w:r>
+        <w:rPr>
+          <w:rFonts w:ascii="Calibri" w:hAnsi="Calibri" w:cs="Calibri"/>
+          <w:sz w:val="22"/>
+          <w:szCs w:val="22"/>
+        </w:rPr>
+        <w:t>Strong communicator and team leader with a focus on accuracy and process improvement.</w:t>
       </w:r>
     </w:p>
     <w:p>
@@ -380,6 +413,10 @@
     </w:p>
     <w:p>
       <w:pPr>
+        <w:keepNext/>
+        <w:tabs>
+          <w:tab w:val="right" w:pos="10800"/>
+        </w:tabs>
         <w:spacing w:line="276" w:lineRule="auto"/>
         <w:rPr>
           <w:rFonts w:ascii="Calibri" w:hAnsi="Calibri" w:cs="Calibri"/>
@@ -397,92 +434,17 @@
           <w:sz w:val="22"/>
           <w:szCs w:val="22"/>
         </w:rPr>
-        <w:t>Amazon - Senior Associate – Catalog</w:t>
-      </w:r>
-      <w:r>
-        <w:rPr>
-          <w:rFonts w:ascii="Calibri" w:hAnsi="Calibri" w:cs="Calibri"/>
+        <w:t>Amazon | Senior Associate – Catalog</w:t>
+      </w:r>
+      <w:r>
+        <w:rPr>
+          <w:rFonts w:ascii="Calibri" w:hAnsi="Calibri" w:cs="Calibri"/>
+          <w:b/>
+          <w:bCs/>
           <w:sz w:val="22"/>
           <w:szCs w:val="22"/>
         </w:rPr>
         <w:tab/>
-      </w:r>
-      <w:r>
-        <w:rPr>
-          <w:rFonts w:ascii="Calibri" w:hAnsi="Calibri" w:cs="Calibri"/>
-          <w:sz w:val="22"/>
-          <w:szCs w:val="22"/>
-        </w:rPr>
-        <w:tab/>
-      </w:r>
-      <w:r>
-        <w:rPr>
-          <w:rFonts w:ascii="Calibri" w:hAnsi="Calibri" w:cs="Calibri"/>
-          <w:sz w:val="22"/>
-          <w:szCs w:val="22"/>
-        </w:rPr>
-        <w:tab/>
-      </w:r>
-      <w:r>
-        <w:rPr>
-          <w:rFonts w:ascii="Calibri" w:hAnsi="Calibri" w:cs="Calibri"/>
-          <w:sz w:val="22"/>
-          <w:szCs w:val="22"/>
-        </w:rPr>
-        <w:tab/>
-      </w:r>
-      <w:proofErr w:type="gramStart"/>
-      <w:r>
-        <w:rPr>
-          <w:rFonts w:ascii="Calibri" w:hAnsi="Calibri" w:cs="Calibri"/>
-          <w:sz w:val="22"/>
-          <w:szCs w:val="22"/>
-        </w:rPr>
-        <w:tab/>
-        <w:t xml:space="preserve">  </w:t>
-      </w:r>
-      <w:r>
-        <w:rPr>
-          <w:rFonts w:ascii="Calibri" w:hAnsi="Calibri" w:cs="Calibri"/>
-          <w:sz w:val="22"/>
-          <w:szCs w:val="22"/>
-        </w:rPr>
-        <w:tab/>
-      </w:r>
-      <w:proofErr w:type="gramEnd"/>
-      <w:r>
-        <w:rPr>
-          <w:rFonts w:ascii="Calibri" w:hAnsi="Calibri" w:cs="Calibri"/>
-          <w:sz w:val="22"/>
-          <w:szCs w:val="22"/>
-        </w:rPr>
-        <w:t xml:space="preserve">        </w:t>
-      </w:r>
-      <w:r>
-        <w:rPr>
-          <w:rFonts w:ascii="Calibri" w:hAnsi="Calibri" w:cs="Calibri"/>
-          <w:sz w:val="22"/>
-          <w:szCs w:val="22"/>
-        </w:rPr>
-        <w:tab/>
-      </w:r>
-      <w:r>
-        <w:rPr>
-          <w:rFonts w:ascii="Calibri" w:hAnsi="Calibri" w:cs="Calibri"/>
-          <w:sz w:val="22"/>
-          <w:szCs w:val="22"/>
-        </w:rPr>
-        <w:tab/>
-        <w:t xml:space="preserve">        </w:t>
-      </w:r>
-      <w:r>
-        <w:rPr>
-          <w:rFonts w:ascii="Calibri" w:hAnsi="Calibri" w:cs="Calibri"/>
-          <w:b/>
-          <w:bCs/>
-          <w:sz w:val="22"/>
-          <w:szCs w:val="22"/>
-        </w:rPr>
         <w:t>Sep 2020 – Present</w:t>
       </w:r>
     </w:p>
@@ -492,7 +454,7 @@
           <w:ilvl w:val="0"/>
           <w:numId w:val="1"/>
         </w:numPr>
-        <w:spacing w:line="240" w:lineRule="auto"/>
+        <w:spacing w:after="120" w:line="240" w:lineRule="auto"/>
         <w:rPr>
           <w:rFonts w:ascii="Calibri" w:hAnsi="Calibri" w:cs="Calibri"/>
           <w:sz w:val="21"/>
@@ -514,28 +476,20 @@
           <w:ilvl w:val="0"/>
           <w:numId w:val="1"/>
         </w:numPr>
-        <w:spacing w:line="240" w:lineRule="auto"/>
-        <w:rPr>
-          <w:rFonts w:ascii="Calibri" w:hAnsi="Calibri" w:cs="Calibri"/>
-          <w:sz w:val="21"/>
-          <w:szCs w:val="21"/>
-        </w:rPr>
-      </w:pPr>
-      <w:r>
-        <w:rPr>
-          <w:rFonts w:ascii="Calibri" w:hAnsi="Calibri" w:cs="Calibri"/>
-          <w:sz w:val="21"/>
-          <w:szCs w:val="21"/>
-        </w:rPr>
-        <w:t>Streamlined five stages of LNA inflow analysis using Python, saving ~2 hours per inflow across 20+ monthly inflows (40+ hours/month)</w:t>
-      </w:r>
-      <w:r>
-        <w:rPr>
-          <w:rFonts w:ascii="Calibri" w:hAnsi="Calibri" w:cs="Calibri"/>
-          <w:sz w:val="21"/>
-          <w:szCs w:val="21"/>
-        </w:rPr>
-        <w:t xml:space="preserve">. </w:t>
+        <w:spacing w:after="120" w:line="240" w:lineRule="auto"/>
+        <w:rPr>
+          <w:rFonts w:ascii="Calibri" w:hAnsi="Calibri" w:cs="Calibri"/>
+          <w:sz w:val="21"/>
+          <w:szCs w:val="21"/>
+        </w:rPr>
+      </w:pPr>
+      <w:r>
+        <w:rPr>
+          <w:rFonts w:ascii="Calibri" w:hAnsi="Calibri" w:cs="Calibri"/>
+          <w:sz w:val="22"/>
+          <w:szCs w:val="22"/>
+        </w:rPr>
+        <w:t>Streamlined five stages of inflow analysis, saving ~2 hours per inflow across 20+ monthly inflows (40+ hours/month); adopted by EU9 teams after selection on Amazon Idea Central.</w:t>
       </w:r>
     </w:p>
     <w:p>
@@ -544,68 +498,76 @@
           <w:ilvl w:val="0"/>
           <w:numId w:val="1"/>
         </w:numPr>
-        <w:spacing w:line="240" w:lineRule="auto"/>
-        <w:rPr>
-          <w:rFonts w:ascii="Calibri" w:hAnsi="Calibri" w:cs="Calibri"/>
-          <w:sz w:val="21"/>
-          <w:szCs w:val="21"/>
-        </w:rPr>
-      </w:pPr>
-      <w:r>
-        <w:rPr>
-          <w:rFonts w:ascii="Calibri" w:hAnsi="Calibri" w:cs="Calibri"/>
-          <w:sz w:val="21"/>
-          <w:szCs w:val="21"/>
-        </w:rPr>
-        <w:t xml:space="preserve">Submitted </w:t>
-      </w:r>
-      <w:r>
-        <w:rPr>
-          <w:rFonts w:ascii="Calibri" w:hAnsi="Calibri" w:cs="Calibri"/>
-          <w:sz w:val="21"/>
-          <w:szCs w:val="21"/>
-        </w:rPr>
-        <w:t>the solution</w:t>
-      </w:r>
-      <w:r>
-        <w:rPr>
-          <w:rFonts w:ascii="Calibri" w:hAnsi="Calibri" w:cs="Calibri"/>
-          <w:sz w:val="21"/>
-          <w:szCs w:val="21"/>
-        </w:rPr>
-        <w:t xml:space="preserve"> to Amazon Idea Central, where it was selected and </w:t>
-      </w:r>
-      <w:r>
-        <w:rPr>
-          <w:rFonts w:ascii="Calibri" w:hAnsi="Calibri" w:cs="Calibri"/>
-          <w:sz w:val="21"/>
-          <w:szCs w:val="21"/>
-        </w:rPr>
-        <w:t>later</w:t>
-      </w:r>
-      <w:r>
-        <w:rPr>
-          <w:rFonts w:ascii="Calibri" w:hAnsi="Calibri" w:cs="Calibri"/>
-          <w:sz w:val="21"/>
-          <w:szCs w:val="21"/>
-        </w:rPr>
-        <w:t xml:space="preserve"> adopted by EU</w:t>
-      </w:r>
-      <w:r>
-        <w:rPr>
-          <w:rFonts w:ascii="Calibri" w:hAnsi="Calibri" w:cs="Calibri"/>
-          <w:sz w:val="21"/>
-          <w:szCs w:val="21"/>
-        </w:rPr>
-        <w:t>9</w:t>
-      </w:r>
-      <w:r>
-        <w:rPr>
-          <w:rFonts w:ascii="Calibri" w:hAnsi="Calibri" w:cs="Calibri"/>
-          <w:sz w:val="21"/>
-          <w:szCs w:val="21"/>
-        </w:rPr>
-        <w:t xml:space="preserve"> teams for recurring inflow analysis. </w:t>
+        <w:spacing w:after="120" w:line="240" w:lineRule="auto"/>
+        <w:rPr>
+          <w:rFonts w:ascii="Calibri" w:hAnsi="Calibri" w:cs="Calibri"/>
+          <w:sz w:val="21"/>
+          <w:szCs w:val="21"/>
+        </w:rPr>
+      </w:pPr>
+      <w:r>
+        <w:rPr>
+          <w:rFonts w:ascii="Calibri" w:hAnsi="Calibri" w:cs="Calibri"/>
+          <w:sz w:val="22"/>
+          <w:szCs w:val="22"/>
+        </w:rPr>
+        <w:t>Led a team of 7 associates across Sweden</w:t>
+      </w:r>
+      <w:r>
+        <w:rPr>
+          <w:rFonts w:ascii="Calibri" w:hAnsi="Calibri" w:cs="Calibri"/>
+          <w:sz w:val="22"/>
+          <w:szCs w:val="22"/>
+        </w:rPr>
+        <w:t xml:space="preserve">, </w:t>
+      </w:r>
+      <w:r>
+        <w:rPr>
+          <w:rFonts w:ascii="Calibri" w:hAnsi="Calibri" w:cs="Calibri"/>
+          <w:sz w:val="22"/>
+          <w:szCs w:val="22"/>
+        </w:rPr>
+        <w:t>Poland</w:t>
+      </w:r>
+      <w:r>
+        <w:rPr>
+          <w:rFonts w:ascii="Calibri" w:hAnsi="Calibri" w:cs="Calibri"/>
+          <w:sz w:val="22"/>
+          <w:szCs w:val="22"/>
+        </w:rPr>
+        <w:t>,</w:t>
+      </w:r>
+      <w:r>
+        <w:rPr>
+          <w:rFonts w:ascii="Calibri" w:hAnsi="Calibri" w:cs="Calibri"/>
+          <w:sz w:val="22"/>
+          <w:szCs w:val="22"/>
+        </w:rPr>
+        <w:t xml:space="preserve"> and Belgium</w:t>
+      </w:r>
+      <w:r>
+        <w:rPr>
+          <w:rFonts w:ascii="Calibri" w:hAnsi="Calibri" w:cs="Calibri"/>
+          <w:sz w:val="22"/>
+          <w:szCs w:val="22"/>
+        </w:rPr>
+        <w:t xml:space="preserve">, using Power BI and QuickSight dashboards to track performance, achieving </w:t>
+      </w:r>
+      <w:r>
+        <w:rPr>
+          <w:rFonts w:ascii="Calibri" w:hAnsi="Calibri" w:cs="Calibri"/>
+          <w:sz w:val="22"/>
+          <w:szCs w:val="22"/>
+        </w:rPr>
+        <w:t>140% of target productivity</w:t>
+      </w:r>
+      <w:r>
+        <w:rPr>
+          <w:rFonts w:ascii="Calibri" w:hAnsi="Calibri" w:cs="Calibri"/>
+          <w:sz w:val="22"/>
+          <w:szCs w:val="22"/>
+        </w:rPr>
+        <w:t>, 100% quality, and 98% SLA.</w:t>
       </w:r>
     </w:p>
     <w:p>
@@ -614,62 +576,36 @@
           <w:ilvl w:val="0"/>
           <w:numId w:val="1"/>
         </w:numPr>
-        <w:spacing w:line="240" w:lineRule="auto"/>
-        <w:rPr>
-          <w:rFonts w:ascii="Calibri" w:hAnsi="Calibri" w:cs="Calibri"/>
-          <w:sz w:val="21"/>
-          <w:szCs w:val="21"/>
-        </w:rPr>
-      </w:pPr>
-      <w:r>
-        <w:rPr>
-          <w:rFonts w:ascii="Calibri" w:hAnsi="Calibri" w:cs="Calibri"/>
-          <w:sz w:val="21"/>
-          <w:szCs w:val="21"/>
-        </w:rPr>
-        <w:t xml:space="preserve">Led a team of 7 associates across Sweden, Poland and Belgium, using Power BI and </w:t>
-      </w:r>
-      <w:proofErr w:type="spellStart"/>
-      <w:r>
-        <w:rPr>
-          <w:rFonts w:ascii="Calibri" w:hAnsi="Calibri" w:cs="Calibri"/>
-          <w:sz w:val="21"/>
-          <w:szCs w:val="21"/>
-        </w:rPr>
-        <w:t>QuickSight</w:t>
-      </w:r>
-      <w:proofErr w:type="spellEnd"/>
-      <w:r>
-        <w:rPr>
-          <w:rFonts w:ascii="Calibri" w:hAnsi="Calibri" w:cs="Calibri"/>
-          <w:sz w:val="21"/>
-          <w:szCs w:val="21"/>
-        </w:rPr>
-        <w:t xml:space="preserve"> dashboards to track overall performance, achieving 1</w:t>
-      </w:r>
-      <w:r>
-        <w:rPr>
-          <w:rFonts w:ascii="Calibri" w:hAnsi="Calibri" w:cs="Calibri"/>
-          <w:sz w:val="21"/>
-          <w:szCs w:val="21"/>
-        </w:rPr>
-        <w:t>4</w:t>
-      </w:r>
-      <w:r>
-        <w:rPr>
-          <w:rFonts w:ascii="Calibri" w:hAnsi="Calibri" w:cs="Calibri"/>
-          <w:sz w:val="21"/>
-          <w:szCs w:val="21"/>
-        </w:rPr>
-        <w:t>0% productivity, 100% quality, and 98% SLA</w:t>
-      </w:r>
-      <w:r>
-        <w:rPr>
-          <w:rFonts w:ascii="Calibri" w:hAnsi="Calibri" w:cs="Calibri"/>
-          <w:sz w:val="21"/>
-          <w:szCs w:val="21"/>
-        </w:rPr>
-        <w:t>.</w:t>
+        <w:spacing w:after="120" w:line="240" w:lineRule="auto"/>
+        <w:rPr>
+          <w:rFonts w:ascii="Calibri" w:hAnsi="Calibri" w:cs="Calibri"/>
+          <w:sz w:val="21"/>
+          <w:szCs w:val="21"/>
+        </w:rPr>
+      </w:pPr>
+      <w:r>
+        <w:rPr>
+          <w:rFonts w:ascii="Calibri" w:hAnsi="Calibri" w:cs="Calibri"/>
+          <w:sz w:val="22"/>
+          <w:szCs w:val="22"/>
+        </w:rPr>
+        <w:t xml:space="preserve">Onboarded 12+ operational processes through cross-functional </w:t>
+      </w:r>
+      <w:r>
+        <w:rPr>
+          <w:rFonts w:ascii="Calibri" w:hAnsi="Calibri" w:cs="Calibri"/>
+          <w:sz w:val="22"/>
+          <w:szCs w:val="22"/>
+        </w:rPr>
+        <w:t xml:space="preserve">collaboration, </w:t>
+      </w:r>
+      <w:r>
+        <w:rPr>
+          <w:rFonts w:ascii="Calibri" w:hAnsi="Calibri" w:cs="Calibri"/>
+          <w:sz w:val="22"/>
+          <w:szCs w:val="22"/>
+        </w:rPr>
+        <w:t>knowledge transfer, pilot testing, training, SOP development, and production ramp-up.</w:t>
       </w:r>
     </w:p>
     <w:p>
@@ -678,28 +614,36 @@
           <w:ilvl w:val="0"/>
           <w:numId w:val="1"/>
         </w:numPr>
-        <w:spacing w:line="240" w:lineRule="auto"/>
-        <w:rPr>
-          <w:rFonts w:ascii="Calibri" w:hAnsi="Calibri" w:cs="Calibri"/>
-          <w:sz w:val="21"/>
-          <w:szCs w:val="21"/>
-        </w:rPr>
-      </w:pPr>
-      <w:r>
-        <w:rPr>
-          <w:rFonts w:ascii="Calibri" w:hAnsi="Calibri" w:cs="Calibri"/>
-          <w:sz w:val="21"/>
-          <w:szCs w:val="21"/>
-        </w:rPr>
-        <w:t>Onboarded 12+ operational processes through cross-functional knowledge transfer, pilot testing, team training, SOP development, and production ramp-up, enhancing operational readiness</w:t>
-      </w:r>
-      <w:r>
-        <w:rPr>
-          <w:rFonts w:ascii="Calibri" w:hAnsi="Calibri" w:cs="Calibri"/>
-          <w:sz w:val="21"/>
-          <w:szCs w:val="21"/>
-        </w:rPr>
-        <w:t xml:space="preserve">. </w:t>
+        <w:spacing w:after="120" w:line="240" w:lineRule="auto"/>
+        <w:rPr>
+          <w:rFonts w:ascii="Calibri" w:hAnsi="Calibri" w:cs="Calibri"/>
+          <w:sz w:val="21"/>
+          <w:szCs w:val="21"/>
+        </w:rPr>
+      </w:pPr>
+      <w:r>
+        <w:rPr>
+          <w:rFonts w:ascii="Calibri" w:hAnsi="Calibri" w:cs="Calibri"/>
+          <w:sz w:val="22"/>
+          <w:szCs w:val="22"/>
+        </w:rPr>
+        <w:t>Conducted data-driven weekly and monthly business reviews (WBRs, MBRs) and scorecards, identifying KPI trends and performance gaps</w:t>
+      </w:r>
+      <w:r>
+        <w:rPr>
+          <w:rFonts w:ascii="Calibri" w:hAnsi="Calibri" w:cs="Calibri"/>
+          <w:sz w:val="22"/>
+          <w:szCs w:val="22"/>
+        </w:rPr>
+        <w:t>,</w:t>
+      </w:r>
+      <w:r>
+        <w:rPr>
+          <w:rFonts w:ascii="Calibri" w:hAnsi="Calibri" w:cs="Calibri"/>
+          <w:sz w:val="22"/>
+          <w:szCs w:val="22"/>
+        </w:rPr>
+        <w:t xml:space="preserve"> and improving the team’s YTD performance trend by 4%.</w:t>
       </w:r>
     </w:p>
     <w:p>
@@ -708,132 +652,137 @@
           <w:ilvl w:val="0"/>
           <w:numId w:val="1"/>
         </w:numPr>
-        <w:spacing w:line="240" w:lineRule="auto"/>
-        <w:rPr>
-          <w:rFonts w:ascii="Calibri" w:hAnsi="Calibri" w:cs="Calibri"/>
-          <w:sz w:val="21"/>
-          <w:szCs w:val="21"/>
-        </w:rPr>
-      </w:pPr>
-      <w:r>
-        <w:rPr>
-          <w:rFonts w:ascii="Calibri" w:hAnsi="Calibri" w:cs="Calibri"/>
-          <w:sz w:val="21"/>
-          <w:szCs w:val="21"/>
-        </w:rPr>
-        <w:t>Conducted data-driven WBRs, MBRs, and monthly scorecards, identifying KPI trends and performance gaps, driving actions that consistently improved team’s YTD performance trend by 4%</w:t>
-      </w:r>
-      <w:r>
-        <w:rPr>
-          <w:rFonts w:ascii="Calibri" w:hAnsi="Calibri" w:cs="Calibri"/>
-          <w:sz w:val="21"/>
-          <w:szCs w:val="21"/>
-        </w:rPr>
-        <w:t xml:space="preserve">. </w:t>
-      </w:r>
-    </w:p>
-    <w:p>
-      <w:pPr>
+        <w:spacing w:after="120" w:line="240" w:lineRule="auto"/>
+        <w:rPr>
+          <w:rFonts w:ascii="Calibri" w:hAnsi="Calibri" w:cs="Calibri"/>
+          <w:sz w:val="22"/>
+          <w:szCs w:val="22"/>
+        </w:rPr>
+      </w:pPr>
+      <w:r>
+        <w:rPr>
+          <w:rFonts w:ascii="Calibri" w:hAnsi="Calibri" w:cs="Calibri"/>
+          <w:sz w:val="22"/>
+          <w:szCs w:val="22"/>
+        </w:rPr>
+        <w:t xml:space="preserve">Completed the RBS Advanced Tech Training Program (Python &amp; SQL) at Amazon, delivering 3 </w:t>
+      </w:r>
+      <w:r>
+        <w:rPr>
+          <w:rFonts w:ascii="Calibri" w:hAnsi="Calibri" w:cs="Calibri"/>
+          <w:sz w:val="22"/>
+          <w:szCs w:val="22"/>
+        </w:rPr>
+        <w:t>applied use cases</w:t>
+      </w:r>
+      <w:r>
+        <w:rPr>
+          <w:rFonts w:ascii="Calibri" w:hAnsi="Calibri" w:cs="Calibri"/>
+          <w:sz w:val="22"/>
+          <w:szCs w:val="22"/>
+        </w:rPr>
+        <w:t xml:space="preserve">, including a SQL </w:t>
+      </w:r>
+      <w:r>
+        <w:rPr>
+          <w:rFonts w:ascii="Calibri" w:hAnsi="Calibri" w:cs="Calibri"/>
+          <w:sz w:val="22"/>
+          <w:szCs w:val="22"/>
+        </w:rPr>
+        <w:t>analysis</w:t>
+      </w:r>
+      <w:r>
+        <w:rPr>
+          <w:rFonts w:ascii="Calibri" w:hAnsi="Calibri" w:cs="Calibri"/>
+          <w:sz w:val="22"/>
+          <w:szCs w:val="22"/>
+        </w:rPr>
+        <w:t xml:space="preserve"> tracing vendor-driven attribute inconsistencies across EU9 marketplaces.</w:t>
+      </w:r>
+    </w:p>
+    <w:p>
+      <w:pPr>
+        <w:keepNext/>
         <w:numPr>
           <w:ilvl w:val="0"/>
           <w:numId w:val="1"/>
         </w:numPr>
+        <w:spacing w:after="120" w:line="240" w:lineRule="auto"/>
+        <w:rPr>
+          <w:rFonts w:ascii="Calibri" w:hAnsi="Calibri" w:cs="Calibri"/>
+          <w:b/>
+          <w:bCs/>
+          <w:sz w:val="22"/>
+          <w:szCs w:val="22"/>
+        </w:rPr>
+      </w:pPr>
+      <w:r>
+        <w:rPr>
+          <w:rFonts w:ascii="Calibri" w:hAnsi="Calibri" w:cs="Calibri"/>
+          <w:sz w:val="22"/>
+          <w:szCs w:val="22"/>
+        </w:rPr>
+        <w:t>Created AI-powered agents in Amazon Quick to automate data analysis, visualization, and repetitive tasks</w:t>
+      </w:r>
+      <w:r>
+        <w:rPr>
+          <w:rFonts w:ascii="Calibri" w:hAnsi="Calibri" w:cs="Calibri"/>
+          <w:sz w:val="22"/>
+          <w:szCs w:val="22"/>
+        </w:rPr>
+        <w:t>.</w:t>
+      </w:r>
+    </w:p>
+    <w:p>
+      <w:pPr>
+        <w:keepNext/>
+        <w:tabs>
+          <w:tab w:val="right" w:pos="10800"/>
+        </w:tabs>
         <w:spacing w:line="240" w:lineRule="auto"/>
         <w:rPr>
           <w:rFonts w:ascii="Calibri" w:hAnsi="Calibri" w:cs="Calibri"/>
-          <w:sz w:val="21"/>
-          <w:szCs w:val="21"/>
-        </w:rPr>
-      </w:pPr>
-      <w:r>
-        <w:rPr>
-          <w:rFonts w:ascii="Calibri" w:hAnsi="Calibri" w:cs="Calibri"/>
-          <w:sz w:val="21"/>
-          <w:szCs w:val="21"/>
-        </w:rPr>
-        <w:t>Created</w:t>
-      </w:r>
-      <w:r>
-        <w:rPr>
-          <w:rFonts w:ascii="Calibri" w:hAnsi="Calibri" w:cs="Calibri"/>
-          <w:sz w:val="21"/>
-          <w:szCs w:val="21"/>
-        </w:rPr>
-        <w:t xml:space="preserve"> AI-powered agents and workflows using Amazon Quick to automate data analysis, visualization, and repetitive tasks, leveraging tools such as </w:t>
-      </w:r>
-      <w:proofErr w:type="spellStart"/>
-      <w:r>
-        <w:rPr>
-          <w:rFonts w:ascii="Calibri" w:hAnsi="Calibri" w:cs="Calibri"/>
-          <w:sz w:val="21"/>
-          <w:szCs w:val="21"/>
-        </w:rPr>
-        <w:t>Graphify</w:t>
-      </w:r>
-      <w:proofErr w:type="spellEnd"/>
-      <w:r>
-        <w:rPr>
-          <w:rFonts w:ascii="Calibri" w:hAnsi="Calibri" w:cs="Calibri"/>
-          <w:sz w:val="21"/>
-          <w:szCs w:val="21"/>
-        </w:rPr>
-        <w:t xml:space="preserve">, Autograph, </w:t>
-      </w:r>
-      <w:proofErr w:type="spellStart"/>
-      <w:r>
-        <w:rPr>
-          <w:rFonts w:ascii="Calibri" w:hAnsi="Calibri" w:cs="Calibri"/>
-          <w:sz w:val="21"/>
-          <w:szCs w:val="21"/>
-        </w:rPr>
-        <w:t>AImplify</w:t>
-      </w:r>
-      <w:proofErr w:type="spellEnd"/>
-      <w:r>
-        <w:rPr>
-          <w:rFonts w:ascii="Calibri" w:hAnsi="Calibri" w:cs="Calibri"/>
-          <w:sz w:val="21"/>
-          <w:szCs w:val="21"/>
-        </w:rPr>
-        <w:t xml:space="preserve">, and Artifactory. </w:t>
-      </w:r>
-    </w:p>
-    <w:p>
-      <w:pPr>
-        <w:spacing w:line="240" w:lineRule="auto"/>
-        <w:rPr>
-          <w:rFonts w:ascii="Calibri" w:hAnsi="Calibri" w:cs="Calibri"/>
-          <w:b/>
-          <w:bCs/>
-          <w:sz w:val="22"/>
-          <w:szCs w:val="22"/>
-        </w:rPr>
-      </w:pPr>
-      <w:proofErr w:type="spellStart"/>
-      <w:r>
-        <w:rPr>
-          <w:rFonts w:ascii="Calibri" w:hAnsi="Calibri" w:cs="Calibri"/>
-          <w:b/>
-          <w:bCs/>
-          <w:sz w:val="22"/>
-          <w:szCs w:val="22"/>
-        </w:rPr>
-        <w:t>Keechery</w:t>
-      </w:r>
-      <w:proofErr w:type="spellEnd"/>
-      <w:r>
-        <w:rPr>
-          <w:rFonts w:ascii="Calibri" w:hAnsi="Calibri" w:cs="Calibri"/>
-          <w:b/>
-          <w:bCs/>
-          <w:sz w:val="22"/>
-          <w:szCs w:val="22"/>
-        </w:rPr>
-        <w:t xml:space="preserve"> Engineering &amp; Co - Project Engineer</w:t>
-      </w:r>
-      <w:r>
-        <w:rPr>
-          <w:rFonts w:ascii="Calibri" w:hAnsi="Calibri" w:cs="Calibri"/>
+          <w:b/>
+          <w:bCs/>
+          <w:sz w:val="22"/>
+          <w:szCs w:val="22"/>
+        </w:rPr>
+      </w:pPr>
+      <w:r>
+        <w:rPr>
+          <w:rFonts w:ascii="Calibri" w:hAnsi="Calibri" w:cs="Calibri"/>
+          <w:b/>
+          <w:bCs/>
+          <w:sz w:val="22"/>
+          <w:szCs w:val="22"/>
+        </w:rPr>
+        <w:t xml:space="preserve">Keechery Engineering &amp; Co | </w:t>
+      </w:r>
+      <w:r>
+        <w:rPr>
+          <w:rFonts w:ascii="Calibri" w:hAnsi="Calibri" w:cs="Calibri"/>
+          <w:b/>
+          <w:bCs/>
+          <w:sz w:val="22"/>
+          <w:szCs w:val="22"/>
+        </w:rPr>
+        <w:t xml:space="preserve">Project </w:t>
+      </w:r>
+      <w:r>
+        <w:rPr>
+          <w:rFonts w:ascii="Calibri" w:hAnsi="Calibri" w:cs="Calibri"/>
+          <w:b/>
+          <w:bCs/>
+          <w:sz w:val="22"/>
+          <w:szCs w:val="22"/>
+        </w:rPr>
+        <w:t>Engineer</w:t>
+      </w:r>
+      <w:r>
+        <w:rPr>
+          <w:rFonts w:ascii="Calibri" w:hAnsi="Calibri" w:cs="Calibri"/>
+          <w:b/>
+          <w:bCs/>
           <w:sz w:val="22"/>
           <w:szCs w:val="22"/>
         </w:rPr>
@@ -842,81 +791,12 @@
       <w:r>
         <w:rPr>
           <w:rFonts w:ascii="Calibri" w:hAnsi="Calibri" w:cs="Calibri"/>
-          <w:sz w:val="22"/>
-          <w:szCs w:val="22"/>
-        </w:rPr>
-        <w:tab/>
-      </w:r>
-      <w:r>
-        <w:rPr>
-          <w:rFonts w:ascii="Calibri" w:hAnsi="Calibri" w:cs="Calibri"/>
-          <w:sz w:val="22"/>
-          <w:szCs w:val="22"/>
-        </w:rPr>
-        <w:tab/>
-      </w:r>
-      <w:r>
-        <w:rPr>
-          <w:rFonts w:ascii="Calibri" w:hAnsi="Calibri" w:cs="Calibri"/>
-          <w:sz w:val="22"/>
-          <w:szCs w:val="22"/>
-        </w:rPr>
-        <w:tab/>
-      </w:r>
-      <w:r>
-        <w:rPr>
-          <w:rFonts w:ascii="Calibri" w:hAnsi="Calibri" w:cs="Calibri"/>
-          <w:sz w:val="22"/>
-          <w:szCs w:val="22"/>
-        </w:rPr>
-        <w:tab/>
-      </w:r>
-      <w:proofErr w:type="gramStart"/>
-      <w:r>
-        <w:rPr>
-          <w:rFonts w:ascii="Calibri" w:hAnsi="Calibri" w:cs="Calibri"/>
-          <w:sz w:val="22"/>
-          <w:szCs w:val="22"/>
-        </w:rPr>
-        <w:tab/>
-        <w:t xml:space="preserve">  </w:t>
-      </w:r>
-      <w:r>
-        <w:rPr>
-          <w:rFonts w:ascii="Calibri" w:hAnsi="Calibri" w:cs="Calibri"/>
-          <w:sz w:val="22"/>
-          <w:szCs w:val="22"/>
-        </w:rPr>
-        <w:tab/>
-      </w:r>
-      <w:proofErr w:type="gramEnd"/>
-      <w:r>
-        <w:rPr>
-          <w:rFonts w:ascii="Calibri" w:hAnsi="Calibri" w:cs="Calibri"/>
-          <w:sz w:val="22"/>
-          <w:szCs w:val="22"/>
-        </w:rPr>
-        <w:t xml:space="preserve">       </w:t>
-      </w:r>
-      <w:r>
-        <w:rPr>
-          <w:rFonts w:ascii="Calibri" w:hAnsi="Calibri" w:cs="Calibri"/>
-          <w:b/>
-          <w:bCs/>
-          <w:sz w:val="22"/>
-          <w:szCs w:val="22"/>
-        </w:rPr>
-        <w:t>Dec</w:t>
-      </w:r>
-      <w:r>
-        <w:rPr>
-          <w:rFonts w:ascii="Calibri" w:hAnsi="Calibri" w:cs="Calibri"/>
-          <w:b/>
-          <w:bCs/>
-          <w:sz w:val="22"/>
-          <w:szCs w:val="22"/>
-        </w:rPr>
-        <w:t xml:space="preserve"> 2019 – Jul 2020</w:t>
+          <w:b/>
+          <w:bCs/>
+          <w:sz w:val="22"/>
+          <w:szCs w:val="22"/>
+        </w:rPr>
+        <w:t>Dec 2019 – July 2020</w:t>
       </w:r>
     </w:p>
     <w:p>
@@ -936,30 +816,50 @@
       <w:r>
         <w:rPr>
           <w:rFonts w:ascii="Calibri" w:hAnsi="Calibri" w:cs="Calibri"/>
-          <w:sz w:val="21"/>
-          <w:szCs w:val="21"/>
-        </w:rPr>
-        <w:t xml:space="preserve">Managed project execution, scheduling, reporting across 3 commercial building projects involving civil </w:t>
-      </w:r>
-      <w:r>
-        <w:rPr>
-          <w:rFonts w:ascii="Calibri" w:hAnsi="Calibri" w:cs="Calibri"/>
-          <w:sz w:val="21"/>
-          <w:szCs w:val="21"/>
-        </w:rPr>
-        <w:t>&amp;</w:t>
-      </w:r>
-      <w:r>
-        <w:rPr>
-          <w:rFonts w:ascii="Calibri" w:hAnsi="Calibri" w:cs="Calibri"/>
-          <w:sz w:val="21"/>
-          <w:szCs w:val="21"/>
-        </w:rPr>
-        <w:t xml:space="preserve"> MEP works.</w:t>
-      </w:r>
-    </w:p>
-    <w:p>
-      <w:pPr>
+          <w:sz w:val="22"/>
+          <w:szCs w:val="22"/>
+        </w:rPr>
+        <w:t xml:space="preserve">Managed execution, scheduling, and reporting across 3 commercial building </w:t>
+      </w:r>
+      <w:r>
+        <w:rPr>
+          <w:rFonts w:ascii="Calibri" w:hAnsi="Calibri" w:cs="Calibri"/>
+          <w:sz w:val="22"/>
+          <w:szCs w:val="22"/>
+        </w:rPr>
+        <w:t>developments</w:t>
+      </w:r>
+      <w:r>
+        <w:rPr>
+          <w:rFonts w:ascii="Calibri" w:hAnsi="Calibri" w:cs="Calibri"/>
+          <w:sz w:val="22"/>
+          <w:szCs w:val="22"/>
+        </w:rPr>
+        <w:t xml:space="preserve"> (</w:t>
+      </w:r>
+      <w:r>
+        <w:rPr>
+          <w:rFonts w:ascii="Calibri" w:hAnsi="Calibri" w:cs="Calibri"/>
+          <w:sz w:val="22"/>
+          <w:szCs w:val="22"/>
+        </w:rPr>
+        <w:t>c</w:t>
+      </w:r>
+      <w:r>
+        <w:rPr>
+          <w:rFonts w:ascii="Calibri" w:hAnsi="Calibri" w:cs="Calibri"/>
+          <w:sz w:val="22"/>
+          <w:szCs w:val="22"/>
+        </w:rPr>
+        <w:t>ivil works).</w:t>
+      </w:r>
+    </w:p>
+    <w:p>
+      <w:pPr>
+        <w:keepNext/>
+        <w:tabs>
+          <w:tab w:val="right" w:pos="10800"/>
+        </w:tabs>
         <w:spacing w:line="240" w:lineRule="auto"/>
         <w:rPr>
           <w:rFonts w:ascii="Calibri" w:hAnsi="Calibri" w:cs="Calibri"/>
@@ -969,110 +869,25 @@
           <w:szCs w:val="22"/>
         </w:rPr>
       </w:pPr>
-      <w:proofErr w:type="spellStart"/>
-      <w:r>
-        <w:rPr>
-          <w:rFonts w:ascii="Calibri" w:hAnsi="Calibri" w:cs="Calibri"/>
-          <w:b/>
-          <w:bCs/>
-          <w:sz w:val="22"/>
-          <w:szCs w:val="22"/>
-        </w:rPr>
-        <w:t>Aarvee</w:t>
-      </w:r>
-      <w:proofErr w:type="spellEnd"/>
-      <w:r>
-        <w:rPr>
-          <w:rFonts w:ascii="Calibri" w:hAnsi="Calibri" w:cs="Calibri"/>
-          <w:b/>
-          <w:bCs/>
-          <w:sz w:val="22"/>
-          <w:szCs w:val="22"/>
-        </w:rPr>
-        <w:t xml:space="preserve"> Associates – Engineer</w:t>
-      </w:r>
-      <w:r>
-        <w:rPr>
-          <w:rFonts w:ascii="Calibri" w:hAnsi="Calibri" w:cs="Calibri"/>
+      <w:r>
+        <w:rPr>
+          <w:rFonts w:ascii="Calibri" w:hAnsi="Calibri" w:cs="Calibri"/>
+          <w:b/>
+          <w:bCs/>
+          <w:sz w:val="22"/>
+          <w:szCs w:val="22"/>
+        </w:rPr>
+        <w:t>Aarvee Associates | Engineer</w:t>
+      </w:r>
+      <w:r>
+        <w:rPr>
+          <w:rFonts w:ascii="Calibri" w:hAnsi="Calibri" w:cs="Calibri"/>
+          <w:b/>
+          <w:bCs/>
           <w:sz w:val="22"/>
           <w:szCs w:val="22"/>
         </w:rPr>
         <w:tab/>
-      </w:r>
-      <w:r>
-        <w:rPr>
-          <w:rFonts w:ascii="Calibri" w:hAnsi="Calibri" w:cs="Calibri"/>
-          <w:sz w:val="22"/>
-          <w:szCs w:val="22"/>
-        </w:rPr>
-        <w:tab/>
-      </w:r>
-      <w:r>
-        <w:rPr>
-          <w:rFonts w:ascii="Calibri" w:hAnsi="Calibri" w:cs="Calibri"/>
-          <w:sz w:val="22"/>
-          <w:szCs w:val="22"/>
-        </w:rPr>
-        <w:tab/>
-      </w:r>
-      <w:r>
-        <w:rPr>
-          <w:rFonts w:ascii="Calibri" w:hAnsi="Calibri" w:cs="Calibri"/>
-          <w:sz w:val="22"/>
-          <w:szCs w:val="22"/>
-        </w:rPr>
-        <w:tab/>
-      </w:r>
-      <w:r>
-        <w:rPr>
-          <w:rFonts w:ascii="Calibri" w:hAnsi="Calibri" w:cs="Calibri"/>
-          <w:sz w:val="22"/>
-          <w:szCs w:val="22"/>
-        </w:rPr>
-        <w:tab/>
-      </w:r>
-      <w:r>
-        <w:rPr>
-          <w:rFonts w:ascii="Calibri" w:hAnsi="Calibri" w:cs="Calibri"/>
-          <w:sz w:val="22"/>
-          <w:szCs w:val="22"/>
-        </w:rPr>
-        <w:tab/>
-      </w:r>
-      <w:r>
-        <w:rPr>
-          <w:rFonts w:ascii="Calibri" w:hAnsi="Calibri" w:cs="Calibri"/>
-          <w:sz w:val="22"/>
-          <w:szCs w:val="22"/>
-        </w:rPr>
-        <w:tab/>
-        <w:t xml:space="preserve">              </w:t>
-      </w:r>
-      <w:r>
-        <w:rPr>
-          <w:rFonts w:ascii="Calibri" w:hAnsi="Calibri" w:cs="Calibri"/>
-          <w:sz w:val="22"/>
-          <w:szCs w:val="22"/>
-        </w:rPr>
-        <w:tab/>
-      </w:r>
-      <w:r>
-        <w:rPr>
-          <w:rFonts w:ascii="Calibri" w:hAnsi="Calibri" w:cs="Calibri"/>
-          <w:sz w:val="22"/>
-          <w:szCs w:val="22"/>
-        </w:rPr>
-        <w:tab/>
-        <w:t xml:space="preserve">    </w:t>
-      </w:r>
-      <w:r>
-        <w:rPr>
-          <w:rFonts w:ascii="Calibri" w:hAnsi="Calibri" w:cs="Calibri"/>
-          <w:b/>
-          <w:bCs/>
-          <w:sz w:val="22"/>
-          <w:szCs w:val="22"/>
-        </w:rPr>
         <w:t>May 2018 – Oct 2019</w:t>
       </w:r>
     </w:p>
@@ -1100,13 +915,13 @@
         <mc:AlternateContent>
           <mc:Choice Requires="wps">
             <w:drawing>
-              <wp:anchor distT="0" distB="0" distL="114300" distR="114300" simplePos="0" relativeHeight="251665408" behindDoc="1" locked="0" layoutInCell="1" allowOverlap="1" wp14:anchorId="03A77B1D" wp14:editId="2465E522">
+              <wp:anchor distT="0" distB="0" distL="114300" distR="114300" simplePos="0" relativeHeight="251665408" behindDoc="1" locked="0" layoutInCell="1" allowOverlap="1" wp14:anchorId="03A77B1D" wp14:editId="01C13CD0">
                 <wp:simplePos x="0" y="0"/>
                 <wp:positionH relativeFrom="margin">
                   <wp:align>center</wp:align>
                 </wp:positionH>
                 <wp:positionV relativeFrom="paragraph">
-                  <wp:posOffset>353695</wp:posOffset>
+                  <wp:posOffset>366395</wp:posOffset>
                 </wp:positionV>
                 <wp:extent cx="6965950" cy="190500"/>
                 <wp:effectExtent l="0" t="0" r="6350" b="0"/>
@@ -1163,9 +978,9 @@
               </wp:anchor>
             </w:drawing>
           </mc:Choice>
-          <mc:Fallback xmlns:w16cei="http://schemas.microsoft.com/office/word/2026/wordml/cei">
+          <mc:Fallback>
             <w:pict>
-              <v:rect w14:anchorId="20446A39" id="Rectangle 1" o:spid="_x0000_s1026" style="position:absolute;margin-left:0;margin-top:27.85pt;width:548.5pt;height:15pt;z-index:-251651072;visibility:visible;mso-wrap-style:square;mso-width-percent:0;mso-height-percent:0;mso-wrap-distance-left:9pt;mso-wrap-distance-top:0;mso-wrap-distance-right:9pt;mso-wrap-distance-bottom:0;mso-position-horizontal:center;mso-position-horizontal-relative:margin;mso-position-vertical:absolute;mso-position-vertical-relative:text;mso-width-percent:0;mso-height-percent:0;mso-width-relative:margin;mso-height-relative:margin;v-text-anchor:middle" o:gfxdata="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" fillcolor="#e8e8e8 [3203]" stroked="f" strokeweight="1pt">
+              <v:rect w14:anchorId="45F2E421" id="Rectangle 1" o:spid="_x0000_s1026" style="position:absolute;margin-left:0;margin-top:28.85pt;width:548.5pt;height:15pt;z-index:-251651072;visibility:visible;mso-wrap-style:square;mso-width-percent:0;mso-height-percent:0;mso-wrap-distance-left:9pt;mso-wrap-distance-top:0;mso-wrap-distance-right:9pt;mso-wrap-distance-bottom:0;mso-position-horizontal:center;mso-position-horizontal-relative:margin;mso-position-vertical:absolute;mso-position-vertical-relative:text;mso-width-percent:0;mso-height-percent:0;mso-width-relative:margin;mso-height-relative:margin;v-text-anchor:middle" o:gfxdata="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" fillcolor="#e8e8e8 [3203]" stroked="f" strokeweight="1pt">
                 <w10:wrap anchorx="margin"/>
               </v:rect>
             </w:pict>
@@ -1175,57 +990,189 @@
       <w:r>
         <w:rPr>
           <w:rFonts w:ascii="Calibri" w:hAnsi="Calibri" w:cs="Calibri"/>
-          <w:sz w:val="21"/>
-          <w:szCs w:val="21"/>
-        </w:rPr>
-        <w:t>Supported land acquisition, feasibility studies, valuation, project scheduling for NH-332A four-</w:t>
-      </w:r>
-      <w:proofErr w:type="spellStart"/>
-      <w:r>
-        <w:rPr>
-          <w:rFonts w:ascii="Calibri" w:hAnsi="Calibri" w:cs="Calibri"/>
-          <w:sz w:val="21"/>
-          <w:szCs w:val="21"/>
-        </w:rPr>
-        <w:t>laning</w:t>
-      </w:r>
-      <w:proofErr w:type="spellEnd"/>
-      <w:r>
-        <w:rPr>
-          <w:rFonts w:ascii="Calibri" w:hAnsi="Calibri" w:cs="Calibri"/>
-          <w:sz w:val="21"/>
-          <w:szCs w:val="21"/>
+          <w:sz w:val="22"/>
+          <w:szCs w:val="22"/>
+        </w:rPr>
+        <w:t>Supported land acquisition, feasibility studies, valuation</w:t>
+      </w:r>
+      <w:r>
+        <w:rPr>
+          <w:rFonts w:ascii="Calibri" w:hAnsi="Calibri" w:cs="Calibri"/>
+          <w:sz w:val="22"/>
+          <w:szCs w:val="22"/>
+        </w:rPr>
+        <w:t>,</w:t>
+      </w:r>
+      <w:r>
+        <w:rPr>
+          <w:rFonts w:ascii="Calibri" w:hAnsi="Calibri" w:cs="Calibri"/>
+          <w:sz w:val="22"/>
+          <w:szCs w:val="22"/>
+        </w:rPr>
+        <w:t xml:space="preserve"> and</w:t>
+      </w:r>
+      <w:r>
+        <w:rPr>
+          <w:rFonts w:ascii="Calibri" w:hAnsi="Calibri" w:cs="Calibri"/>
+          <w:sz w:val="22"/>
+          <w:szCs w:val="22"/>
+        </w:rPr>
+        <w:t xml:space="preserve"> scheduling for NH-332A four-laning.</w:t>
+      </w:r>
+    </w:p>
+    <w:p>
+      <w:pPr>
+        <w:spacing w:line="276" w:lineRule="auto"/>
+        <w:rPr>
+          <w:rFonts w:ascii="Calibri" w:hAnsi="Calibri" w:cs="Calibri"/>
+          <w:b/>
+          <w:bCs/>
+        </w:rPr>
+      </w:pPr>
+      <w:r>
+        <w:rPr>
+          <w:rFonts w:ascii="Calibri" w:hAnsi="Calibri" w:cs="Calibri"/>
+          <w:b/>
+          <w:bCs/>
+        </w:rPr>
+        <w:t>PROJECTS</w:t>
+      </w:r>
+    </w:p>
+    <w:p>
+      <w:pPr>
+        <w:keepNext/>
+        <w:spacing w:line="276" w:lineRule="auto"/>
+        <w:rPr>
+          <w:rFonts w:ascii="Calibri" w:hAnsi="Calibri" w:cs="Calibri"/>
+          <w:b/>
+          <w:bCs/>
+          <w:sz w:val="22"/>
+          <w:szCs w:val="22"/>
+        </w:rPr>
+      </w:pPr>
+      <w:r>
+        <w:rPr>
+          <w:rFonts w:ascii="Calibri" w:hAnsi="Calibri" w:cs="Calibri"/>
+          <w:b/>
+          <w:bCs/>
+          <w:sz w:val="22"/>
+          <w:szCs w:val="22"/>
+          <w:u w:val="single"/>
+        </w:rPr>
+        <w:t>LNA Inflow Analysis Automation</w:t>
+      </w:r>
+      <w:r>
+        <w:rPr>
+          <w:rFonts w:ascii="Calibri" w:hAnsi="Calibri" w:cs="Calibri"/>
+          <w:b/>
+          <w:bCs/>
+          <w:sz w:val="22"/>
+          <w:szCs w:val="22"/>
+        </w:rPr>
+        <w:t xml:space="preserve"> – </w:t>
+      </w:r>
+      <w:r>
+        <w:rPr>
+          <w:rFonts w:ascii="Calibri" w:hAnsi="Calibri" w:cs="Calibri"/>
+          <w:b/>
+          <w:bCs/>
+          <w:sz w:val="21"/>
+          <w:szCs w:val="21"/>
+        </w:rPr>
+        <w:t>(Amazon – EU9 Marketplace Launch Program | Python, Pandas, NumPy, OpenPyXL)</w:t>
+      </w:r>
+    </w:p>
+    <w:p>
+      <w:pPr>
+        <w:numPr>
+          <w:ilvl w:val="0"/>
+          <w:numId w:val="2"/>
+        </w:numPr>
+        <w:spacing w:after="120" w:line="240" w:lineRule="auto"/>
+        <w:rPr>
+          <w:rFonts w:ascii="Calibri" w:hAnsi="Calibri" w:cs="Calibri"/>
+          <w:sz w:val="21"/>
+          <w:szCs w:val="21"/>
+        </w:rPr>
+      </w:pPr>
+      <w:r>
+        <w:rPr>
+          <w:rFonts w:ascii="Calibri" w:hAnsi="Calibri" w:cs="Calibri"/>
+          <w:sz w:val="22"/>
+          <w:szCs w:val="22"/>
+        </w:rPr>
+        <w:t>Engineered a five-stage inflow workflow covering duplicate detection, ASIN validation, leaf-node analysis, brand/GL enrichment, and historical processing checks</w:t>
+      </w:r>
+      <w:r>
+        <w:rPr>
+          <w:rFonts w:ascii="Calibri" w:hAnsi="Calibri" w:cs="Calibri"/>
+          <w:sz w:val="22"/>
+          <w:szCs w:val="22"/>
         </w:rPr>
         <w:t>.</w:t>
       </w:r>
     </w:p>
     <w:p>
       <w:pPr>
-        <w:spacing w:line="276" w:lineRule="auto"/>
-        <w:rPr>
-          <w:rFonts w:ascii="Calibri" w:hAnsi="Calibri" w:cs="Calibri"/>
-          <w:b/>
-          <w:bCs/>
-        </w:rPr>
-      </w:pPr>
-      <w:r>
-        <w:rPr>
-          <w:rFonts w:ascii="Calibri" w:hAnsi="Calibri" w:cs="Calibri"/>
-          <w:b/>
-          <w:bCs/>
-        </w:rPr>
-        <w:t>PROJECTS</w:t>
-      </w:r>
-    </w:p>
-    <w:p>
-      <w:pPr>
-        <w:spacing w:line="276" w:lineRule="auto"/>
-        <w:rPr>
-          <w:rFonts w:ascii="Calibri" w:hAnsi="Calibri" w:cs="Calibri"/>
-          <w:b/>
-          <w:bCs/>
-          <w:sz w:val="22"/>
-          <w:szCs w:val="22"/>
+        <w:numPr>
+          <w:ilvl w:val="0"/>
+          <w:numId w:val="2"/>
+        </w:numPr>
+        <w:spacing w:after="120" w:line="240" w:lineRule="auto"/>
+        <w:rPr>
+          <w:rFonts w:ascii="Calibri" w:hAnsi="Calibri" w:cs="Calibri"/>
+          <w:sz w:val="21"/>
+          <w:szCs w:val="21"/>
+        </w:rPr>
+      </w:pPr>
+      <w:r>
+        <w:rPr>
+          <w:rFonts w:ascii="Calibri" w:hAnsi="Calibri" w:cs="Calibri"/>
+          <w:sz w:val="22"/>
+          <w:szCs w:val="22"/>
+        </w:rPr>
+        <w:t xml:space="preserve">Standardized ASINs, applied leaf-node score criteria, excluded restricted or invalid records, and delivered a </w:t>
+      </w:r>
+      <w:r>
+        <w:rPr>
+          <w:rFonts w:ascii="Calibri" w:hAnsi="Calibri" w:cs="Calibri"/>
+          <w:sz w:val="22"/>
+          <w:szCs w:val="22"/>
+        </w:rPr>
+        <w:t>one-</w:t>
+      </w:r>
+      <w:r>
+        <w:rPr>
+          <w:rFonts w:ascii="Calibri" w:hAnsi="Calibri" w:cs="Calibri"/>
+          <w:sz w:val="22"/>
+          <w:szCs w:val="22"/>
+        </w:rPr>
+        <w:t xml:space="preserve">click run that generates an Excel summary and </w:t>
+      </w:r>
+      <w:r>
+        <w:rPr>
+          <w:rFonts w:ascii="Calibri" w:hAnsi="Calibri" w:cs="Calibri"/>
+          <w:sz w:val="22"/>
+          <w:szCs w:val="22"/>
+        </w:rPr>
+        <w:t>communicates results to</w:t>
+      </w:r>
+      <w:r>
+        <w:rPr>
+          <w:rFonts w:ascii="Calibri" w:hAnsi="Calibri" w:cs="Calibri"/>
+          <w:sz w:val="22"/>
+          <w:szCs w:val="22"/>
+        </w:rPr>
+        <w:t xml:space="preserve"> stakeholders through Outlook.</w:t>
+      </w:r>
+    </w:p>
+    <w:p>
+      <w:pPr>
+        <w:spacing w:after="120" w:line="240" w:lineRule="auto"/>
+        <w:rPr>
+          <w:rFonts w:ascii="Calibri" w:hAnsi="Calibri" w:cs="Calibri"/>
+          <w:sz w:val="21"/>
+          <w:szCs w:val="21"/>
         </w:rPr>
       </w:pPr>
       <w:r>
@@ -1237,6 +1184,96 @@
           <w:szCs w:val="22"/>
           <w:u w:val="single"/>
         </w:rPr>
+        <w:t>Team Task Tracking &amp; Deadline Alert Automation</w:t>
+      </w:r>
+      <w:r>
+        <w:rPr>
+          <w:rFonts w:ascii="Calibri" w:hAnsi="Calibri" w:cs="Calibri"/>
+          <w:b/>
+          <w:bCs/>
+          <w:sz w:val="22"/>
+          <w:szCs w:val="22"/>
+        </w:rPr>
+        <w:t xml:space="preserve"> – (Amazon | Python, Excel, Outlook automation)</w:t>
+      </w:r>
+    </w:p>
+    <w:p>
+      <w:pPr>
+        <w:numPr>
+          <w:ilvl w:val="0"/>
+          <w:numId w:val="2"/>
+        </w:numPr>
+        <w:spacing w:after="120" w:line="240" w:lineRule="auto"/>
+        <w:rPr>
+          <w:rFonts w:ascii="Calibri" w:hAnsi="Calibri" w:cs="Calibri"/>
+          <w:b/>
+          <w:bCs/>
+          <w:sz w:val="21"/>
+          <w:szCs w:val="21"/>
+        </w:rPr>
+      </w:pPr>
+      <w:r>
+        <w:rPr>
+          <w:rFonts w:ascii="Calibri" w:hAnsi="Calibri" w:cs="Calibri"/>
+          <w:sz w:val="22"/>
+          <w:szCs w:val="22"/>
+        </w:rPr>
+        <w:t xml:space="preserve">Automated </w:t>
+      </w:r>
+      <w:r>
+        <w:rPr>
+          <w:rFonts w:ascii="Calibri" w:hAnsi="Calibri" w:cs="Calibri"/>
+          <w:sz w:val="22"/>
+          <w:szCs w:val="22"/>
+        </w:rPr>
+        <w:t xml:space="preserve">six reports (Daily, 48 Hours, Day 1 Miss, </w:t>
+      </w:r>
+      <w:r>
+        <w:rPr>
+          <w:rFonts w:ascii="Calibri" w:hAnsi="Calibri" w:cs="Calibri"/>
+          <w:sz w:val="22"/>
+          <w:szCs w:val="22"/>
+        </w:rPr>
+        <w:t>out-of-SLA</w:t>
+      </w:r>
+      <w:r>
+        <w:rPr>
+          <w:rFonts w:ascii="Calibri" w:hAnsi="Calibri" w:cs="Calibri"/>
+          <w:sz w:val="22"/>
+          <w:szCs w:val="22"/>
+        </w:rPr>
+        <w:t>, Weekly, Monthly) that track individual task progress for a 29-member team; one Python workflow handles data export, validation, formatting, and email alerts to associates who miss deadlines, replacing ~30 minutes of manual work per report</w:t>
+      </w:r>
+      <w:r>
+        <w:rPr>
+          <w:rFonts w:ascii="Calibri" w:hAnsi="Calibri" w:cs="Calibri"/>
+          <w:sz w:val="22"/>
+          <w:szCs w:val="22"/>
+        </w:rPr>
+        <w:t>.</w:t>
+      </w:r>
+    </w:p>
+    <w:p>
+      <w:pPr>
+        <w:spacing w:after="120" w:line="240" w:lineRule="auto"/>
+        <w:rPr>
+          <w:rFonts w:ascii="Calibri" w:hAnsi="Calibri" w:cs="Calibri"/>
+          <w:b/>
+          <w:bCs/>
+          <w:sz w:val="21"/>
+          <w:szCs w:val="21"/>
+        </w:rPr>
+      </w:pPr>
+      <w:r>
+        <w:rPr>
+          <w:rFonts w:ascii="Calibri" w:hAnsi="Calibri" w:cs="Calibri"/>
+          <w:b/>
+          <w:bCs/>
+          <w:sz w:val="22"/>
+          <w:szCs w:val="22"/>
+          <w:u w:val="single"/>
+        </w:rPr>
+        <w:lastRenderedPageBreak/>
         <w:t>Hostel Electricity Billing &amp; Analytics Platform</w:t>
       </w:r>
       <w:r>
@@ -1257,77 +1294,32 @@
           <w:sz w:val="21"/>
           <w:szCs w:val="21"/>
         </w:rPr>
-        <w:t>(</w:t>
-      </w:r>
-      <w:r>
-        <w:rPr>
-          <w:rFonts w:ascii="Calibri" w:hAnsi="Calibri" w:cs="Calibri"/>
-          <w:b/>
-          <w:bCs/>
-          <w:sz w:val="21"/>
-          <w:szCs w:val="21"/>
-        </w:rPr>
-        <w:t xml:space="preserve">Personal Capstone Project | Python, </w:t>
-      </w:r>
-      <w:proofErr w:type="spellStart"/>
-      <w:r>
-        <w:rPr>
-          <w:rFonts w:ascii="Calibri" w:hAnsi="Calibri" w:cs="Calibri"/>
-          <w:b/>
-          <w:bCs/>
-          <w:sz w:val="21"/>
-          <w:szCs w:val="21"/>
-        </w:rPr>
-        <w:t>Streamlit</w:t>
-      </w:r>
-      <w:proofErr w:type="spellEnd"/>
-      <w:r>
-        <w:rPr>
-          <w:rFonts w:ascii="Calibri" w:hAnsi="Calibri" w:cs="Calibri"/>
-          <w:b/>
-          <w:bCs/>
-          <w:sz w:val="21"/>
-          <w:szCs w:val="21"/>
-        </w:rPr>
-        <w:t xml:space="preserve">, </w:t>
-      </w:r>
-      <w:proofErr w:type="spellStart"/>
-      <w:r>
-        <w:rPr>
-          <w:rFonts w:ascii="Calibri" w:hAnsi="Calibri" w:cs="Calibri"/>
-          <w:b/>
-          <w:bCs/>
-          <w:sz w:val="21"/>
-          <w:szCs w:val="21"/>
-        </w:rPr>
-        <w:t>Supabase</w:t>
-      </w:r>
-      <w:proofErr w:type="spellEnd"/>
-      <w:r>
-        <w:rPr>
-          <w:rFonts w:ascii="Calibri" w:hAnsi="Calibri" w:cs="Calibri"/>
-          <w:b/>
-          <w:bCs/>
-          <w:sz w:val="21"/>
-          <w:szCs w:val="21"/>
-        </w:rPr>
-        <w:t>, Power BI</w:t>
-      </w:r>
-      <w:r>
-        <w:rPr>
-          <w:rFonts w:ascii="Calibri" w:hAnsi="Calibri" w:cs="Calibri"/>
-          <w:b/>
-          <w:bCs/>
-          <w:sz w:val="21"/>
-          <w:szCs w:val="21"/>
-        </w:rPr>
-        <w:t>)</w:t>
+        <w:t xml:space="preserve">(Personal Capstone Project | </w:t>
+      </w:r>
+      <w:r>
+        <w:rPr>
+          <w:rFonts w:ascii="Calibri" w:hAnsi="Calibri" w:cs="Calibri"/>
+          <w:b/>
+          <w:bCs/>
+          <w:sz w:val="21"/>
+          <w:szCs w:val="21"/>
+        </w:rPr>
+        <w:t xml:space="preserve">SQL, </w:t>
+      </w:r>
+      <w:r>
+        <w:rPr>
+          <w:rFonts w:ascii="Calibri" w:hAnsi="Calibri" w:cs="Calibri"/>
+          <w:b/>
+          <w:bCs/>
+          <w:sz w:val="21"/>
+          <w:szCs w:val="21"/>
+        </w:rPr>
+        <w:t>Python, Streamlit, Supabase, Power BI)</w:t>
       </w:r>
     </w:p>
     <w:p>
       <w:pPr>
         <w:spacing w:line="240" w:lineRule="auto"/>
-        <w:ind w:firstLine="360"/>
         <w:rPr>
           <w:rFonts w:ascii="Calibri" w:hAnsi="Calibri" w:cs="Calibri"/>
           <w:sz w:val="21"/>
@@ -1362,73 +1354,7 @@
           <w:sz w:val="21"/>
           <w:szCs w:val="21"/>
         </w:rPr>
-        <w:t xml:space="preserve">Developed a database-backed electricity billing application for an 8-room, 33-tenant hostel using Python, </w:t>
-      </w:r>
-      <w:proofErr w:type="spellStart"/>
-      <w:r>
-        <w:rPr>
-          <w:rFonts w:ascii="Calibri" w:hAnsi="Calibri" w:cs="Calibri"/>
-          <w:sz w:val="21"/>
-          <w:szCs w:val="21"/>
-        </w:rPr>
-        <w:t>Streamlit</w:t>
-      </w:r>
-      <w:proofErr w:type="spellEnd"/>
-      <w:r>
-        <w:rPr>
-          <w:rFonts w:ascii="Calibri" w:hAnsi="Calibri" w:cs="Calibri"/>
-          <w:sz w:val="21"/>
-          <w:szCs w:val="21"/>
-        </w:rPr>
-        <w:t xml:space="preserve">, and </w:t>
-      </w:r>
-      <w:proofErr w:type="spellStart"/>
-      <w:r>
-        <w:rPr>
-          <w:rFonts w:ascii="Calibri" w:hAnsi="Calibri" w:cs="Calibri"/>
-          <w:sz w:val="21"/>
-          <w:szCs w:val="21"/>
-        </w:rPr>
-        <w:t>Supabase</w:t>
-      </w:r>
-      <w:proofErr w:type="spellEnd"/>
-      <w:r>
-        <w:rPr>
-          <w:rFonts w:ascii="Calibri" w:hAnsi="Calibri" w:cs="Calibri"/>
-          <w:sz w:val="21"/>
-          <w:szCs w:val="21"/>
-        </w:rPr>
-        <w:t xml:space="preserve"> to manage tenants, occupancy, meter readings, billing cycles, and room-level charges</w:t>
-      </w:r>
-      <w:r>
-        <w:rPr>
-          <w:rFonts w:ascii="Calibri" w:hAnsi="Calibri" w:cs="Calibri"/>
-          <w:sz w:val="21"/>
-          <w:szCs w:val="21"/>
-        </w:rPr>
-        <w:t>.</w:t>
-      </w:r>
-    </w:p>
-    <w:p>
-      <w:pPr>
-        <w:pStyle w:val="ListParagraph"/>
-        <w:numPr>
-          <w:ilvl w:val="0"/>
-          <w:numId w:val="2"/>
-        </w:numPr>
-        <w:rPr>
-          <w:rFonts w:ascii="Calibri" w:hAnsi="Calibri" w:cs="Calibri"/>
-          <w:sz w:val="21"/>
-          <w:szCs w:val="21"/>
-        </w:rPr>
-      </w:pPr>
-      <w:r>
-        <w:rPr>
-          <w:rFonts w:ascii="Calibri" w:hAnsi="Calibri" w:cs="Calibri"/>
-          <w:sz w:val="21"/>
-          <w:szCs w:val="21"/>
-        </w:rPr>
-        <w:t xml:space="preserve">Implemented automated billing calculations based on actual meter consumption and tenant stay duration. </w:t>
+        <w:t>Designed and built a relational PostgreSQL database using SQL queries, modeling tenants, room occupancy, meter readings, billing cycles, and room-level charges so every bill traces back to its source data.</w:t>
       </w:r>
     </w:p>
     <w:p>
@@ -1450,84 +1376,46 @@
           <w:sz w:val="21"/>
           <w:szCs w:val="21"/>
         </w:rPr>
-        <w:t xml:space="preserve">Used the </w:t>
-      </w:r>
-      <w:proofErr w:type="spellStart"/>
-      <w:r>
-        <w:rPr>
-          <w:rFonts w:ascii="Calibri" w:hAnsi="Calibri" w:cs="Calibri"/>
-          <w:sz w:val="21"/>
-          <w:szCs w:val="21"/>
-        </w:rPr>
-        <w:t>Streamlit</w:t>
-      </w:r>
-      <w:proofErr w:type="spellEnd"/>
-      <w:r>
-        <w:rPr>
-          <w:rFonts w:ascii="Calibri" w:hAnsi="Calibri" w:cs="Calibri"/>
-          <w:sz w:val="21"/>
-          <w:szCs w:val="21"/>
-        </w:rPr>
-        <w:t xml:space="preserve"> interface for administrators to manage operational data and generate billing results across 2 </w:t>
-      </w:r>
-      <w:r>
-        <w:rPr>
-          <w:rFonts w:ascii="Calibri" w:hAnsi="Calibri" w:cs="Calibri"/>
-          <w:sz w:val="21"/>
-          <w:szCs w:val="21"/>
-        </w:rPr>
-        <w:t xml:space="preserve">different </w:t>
-      </w:r>
-      <w:r>
-        <w:rPr>
-          <w:rFonts w:ascii="Calibri" w:hAnsi="Calibri" w:cs="Calibri"/>
-          <w:sz w:val="21"/>
-          <w:szCs w:val="21"/>
-        </w:rPr>
-        <w:t xml:space="preserve">room types and 3 </w:t>
-      </w:r>
-      <w:r>
-        <w:rPr>
-          <w:rFonts w:ascii="Calibri" w:hAnsi="Calibri" w:cs="Calibri"/>
-          <w:sz w:val="21"/>
-          <w:szCs w:val="21"/>
-        </w:rPr>
-        <w:t xml:space="preserve">different </w:t>
-      </w:r>
-      <w:r>
-        <w:rPr>
-          <w:rFonts w:ascii="Calibri" w:hAnsi="Calibri" w:cs="Calibri"/>
-          <w:sz w:val="21"/>
-          <w:szCs w:val="21"/>
-        </w:rPr>
-        <w:t>unit rates through a centralized application</w:t>
-      </w:r>
-      <w:r>
-        <w:rPr>
-          <w:rFonts w:ascii="Calibri" w:hAnsi="Calibri" w:cs="Calibri"/>
-          <w:sz w:val="21"/>
-          <w:szCs w:val="21"/>
-        </w:rPr>
-        <w:t xml:space="preserve">. </w:t>
-      </w:r>
-    </w:p>
-    <w:p>
-      <w:pPr>
+        <w:t>Built a Python and Streamlit billing application on Supabase for an 8-room, 31-tenant hostel, giving administrators one centralized place to record meter readings, manage tenant and occupancy data, and generate bills.</w:t>
+      </w:r>
+    </w:p>
+    <w:p>
+      <w:pPr>
+        <w:numPr>
+          <w:ilvl w:val="0"/>
+          <w:numId w:val="2"/>
+        </w:numPr>
         <w:spacing w:line="240" w:lineRule="auto"/>
-        <w:ind w:firstLine="360"/>
-        <w:rPr>
-          <w:rFonts w:ascii="Calibri" w:hAnsi="Calibri" w:cs="Calibri"/>
-          <w:sz w:val="21"/>
-          <w:szCs w:val="21"/>
-        </w:rPr>
-      </w:pPr>
-      <w:r>
-        <w:rPr>
-          <w:rFonts w:ascii="Calibri" w:hAnsi="Calibri" w:cs="Calibri"/>
-          <w:sz w:val="21"/>
-          <w:szCs w:val="21"/>
-        </w:rPr>
-        <w:lastRenderedPageBreak/>
+        <w:rPr>
+          <w:rFonts w:ascii="Calibri" w:hAnsi="Calibri" w:cs="Calibri"/>
+          <w:sz w:val="21"/>
+          <w:szCs w:val="21"/>
+        </w:rPr>
+      </w:pPr>
+      <w:r>
+        <w:rPr>
+          <w:rFonts w:ascii="Calibri" w:hAnsi="Calibri" w:cs="Calibri"/>
+          <w:sz w:val="21"/>
+          <w:szCs w:val="21"/>
+        </w:rPr>
+        <w:t>Implemented automated tenant-wise billing based on actual meter consumption and days stayed, applying 3 unit rates across 2 room types to calculate each tenant’s share accurately.</w:t>
+      </w:r>
+    </w:p>
+    <w:p>
+      <w:pPr>
+        <w:spacing w:line="240" w:lineRule="auto"/>
+        <w:rPr>
+          <w:rFonts w:ascii="Calibri" w:hAnsi="Calibri" w:cs="Calibri"/>
+          <w:sz w:val="21"/>
+          <w:szCs w:val="21"/>
+        </w:rPr>
+      </w:pPr>
+      <w:r>
+        <w:rPr>
+          <w:rFonts w:ascii="Calibri" w:hAnsi="Calibri" w:cs="Calibri"/>
+          <w:sz w:val="21"/>
+          <w:szCs w:val="21"/>
+        </w:rPr>
         <w:t>Power BI Analytics Dashboard</w:t>
       </w:r>
     </w:p>
@@ -1550,100 +1438,54 @@
           <w:sz w:val="21"/>
           <w:szCs w:val="21"/>
         </w:rPr>
-        <w:t xml:space="preserve">Built an interactive Power BI dashboard to analyze room-level electricity consumption and billing trends across 2 billing cycles, implementing usage-reduction measures that resulted in a 4.57% reduction in total units consumed. </w:t>
-      </w:r>
-    </w:p>
-    <w:p>
-      <w:pPr>
+        <w:t xml:space="preserve">Built an interactive Power BI dashboard to analyze room-level electricity consumption and billing trends across 2 billing cycles, </w:t>
+      </w:r>
+      <w:r>
+        <w:rPr>
+          <w:rFonts w:ascii="Calibri" w:hAnsi="Calibri" w:cs="Calibri"/>
+          <w:sz w:val="21"/>
+          <w:szCs w:val="21"/>
+        </w:rPr>
+        <w:t>guiding usage-reduction measures that cut total units consumed by 4.57%</w:t>
+      </w:r>
+      <w:r>
+        <w:rPr>
+          <w:rFonts w:ascii="Calibri" w:hAnsi="Calibri" w:cs="Calibri"/>
+          <w:sz w:val="21"/>
+          <w:szCs w:val="21"/>
+        </w:rPr>
+        <w:t xml:space="preserve">. </w:t>
+      </w:r>
+    </w:p>
+    <w:p>
+      <w:pPr>
+        <w:keepNext/>
         <w:numPr>
           <w:ilvl w:val="0"/>
           <w:numId w:val="4"/>
         </w:numPr>
-        <w:spacing w:line="240" w:lineRule="auto"/>
-        <w:rPr>
-          <w:rFonts w:ascii="Calibri" w:hAnsi="Calibri" w:cs="Calibri"/>
-          <w:sz w:val="21"/>
-          <w:szCs w:val="21"/>
-        </w:rPr>
-      </w:pPr>
-      <w:r>
-        <w:rPr>
-          <w:rFonts w:ascii="Calibri" w:hAnsi="Calibri" w:cs="Calibri"/>
-          <w:sz w:val="21"/>
-          <w:szCs w:val="21"/>
-        </w:rPr>
-        <w:t xml:space="preserve">Published the dashboard through Power BI Service and connected it to </w:t>
-      </w:r>
-      <w:proofErr w:type="spellStart"/>
-      <w:r>
-        <w:rPr>
-          <w:rFonts w:ascii="Calibri" w:hAnsi="Calibri" w:cs="Calibri"/>
-          <w:sz w:val="21"/>
-          <w:szCs w:val="21"/>
-        </w:rPr>
-        <w:t>Supabase</w:t>
-      </w:r>
-      <w:proofErr w:type="spellEnd"/>
-      <w:r>
-        <w:rPr>
-          <w:rFonts w:ascii="Calibri" w:hAnsi="Calibri" w:cs="Calibri"/>
-          <w:sz w:val="21"/>
-          <w:szCs w:val="21"/>
-        </w:rPr>
-        <w:t xml:space="preserve">, enabling scheduled data refresh and synchronized data models, KPIs, and visuals, including </w:t>
-      </w:r>
-      <w:r>
-        <w:rPr>
-          <w:rFonts w:ascii="Calibri" w:hAnsi="Calibri" w:cs="Calibri"/>
-          <w:sz w:val="21"/>
-          <w:szCs w:val="21"/>
-        </w:rPr>
-        <w:t>highest</w:t>
-      </w:r>
-      <w:r>
-        <w:rPr>
-          <w:rFonts w:ascii="Calibri" w:hAnsi="Calibri" w:cs="Calibri"/>
-          <w:sz w:val="21"/>
-          <w:szCs w:val="21"/>
-        </w:rPr>
-        <w:t xml:space="preserve"> </w:t>
-      </w:r>
-      <w:r>
-        <w:rPr>
-          <w:rFonts w:ascii="Calibri" w:hAnsi="Calibri" w:cs="Calibri"/>
-          <w:sz w:val="21"/>
-          <w:szCs w:val="21"/>
-        </w:rPr>
-        <w:t>and lowest</w:t>
-      </w:r>
-      <w:r>
-        <w:rPr>
-          <w:rFonts w:ascii="Calibri" w:hAnsi="Calibri" w:cs="Calibri"/>
-          <w:sz w:val="21"/>
-          <w:szCs w:val="21"/>
-        </w:rPr>
-        <w:t xml:space="preserve"> </w:t>
-      </w:r>
-      <w:r>
-        <w:rPr>
-          <w:rFonts w:ascii="Calibri" w:hAnsi="Calibri" w:cs="Calibri"/>
-          <w:sz w:val="21"/>
-          <w:szCs w:val="21"/>
-        </w:rPr>
-        <w:t>usage room each month</w:t>
-      </w:r>
-      <w:r>
-        <w:rPr>
-          <w:rFonts w:ascii="Calibri" w:hAnsi="Calibri" w:cs="Calibri"/>
-          <w:sz w:val="21"/>
-          <w:szCs w:val="21"/>
-        </w:rPr>
-        <w:t>.</w:t>
-      </w:r>
-    </w:p>
-    <w:p>
-      <w:pPr>
-        <w:spacing w:line="240" w:lineRule="auto"/>
+        <w:spacing w:line="276" w:lineRule="auto"/>
+        <w:rPr>
+          <w:rFonts w:ascii="Calibri" w:hAnsi="Calibri" w:cs="Calibri"/>
+          <w:b/>
+          <w:bCs/>
+          <w:sz w:val="22"/>
+          <w:szCs w:val="22"/>
+        </w:rPr>
+      </w:pPr>
+      <w:r>
+        <w:rPr>
+          <w:rFonts w:ascii="Calibri" w:hAnsi="Calibri" w:cs="Calibri"/>
+          <w:sz w:val="21"/>
+          <w:szCs w:val="21"/>
+        </w:rPr>
+        <w:t>Published the dashboard through Power BI Service with scheduled Supabase refresh, revealing that AC rooms drive ~94% of consumption and highlighting the highest- and lowest-usage rooms each month.</w:t>
+      </w:r>
+    </w:p>
+    <w:p>
+      <w:pPr>
+        <w:keepNext/>
+        <w:spacing w:line="276" w:lineRule="auto"/>
         <w:rPr>
           <w:rFonts w:ascii="Calibri" w:hAnsi="Calibri" w:cs="Calibri"/>
           <w:b/>
@@ -1661,7 +1503,7 @@
           <w:szCs w:val="22"/>
           <w:u w:val="single"/>
         </w:rPr>
-        <w:t>LNA Inflow Analysis Automation</w:t>
+        <w:t>Chennai Flood Risk Investigation</w:t>
       </w:r>
       <w:r>
         <w:rPr>
@@ -1681,464 +1523,51 @@
           <w:sz w:val="21"/>
           <w:szCs w:val="21"/>
         </w:rPr>
-        <w:t>(</w:t>
-      </w:r>
-      <w:r>
-        <w:rPr>
-          <w:rFonts w:ascii="Calibri" w:hAnsi="Calibri" w:cs="Calibri"/>
-          <w:b/>
-          <w:bCs/>
-          <w:sz w:val="21"/>
-          <w:szCs w:val="21"/>
-        </w:rPr>
-        <w:t xml:space="preserve">Amazon – EU9 Marketplace Launch Program | Python, Pandas, NumPy, </w:t>
-      </w:r>
-      <w:proofErr w:type="spellStart"/>
-      <w:r>
-        <w:rPr>
-          <w:rFonts w:ascii="Calibri" w:hAnsi="Calibri" w:cs="Calibri"/>
-          <w:b/>
-          <w:bCs/>
-          <w:sz w:val="21"/>
-          <w:szCs w:val="21"/>
-        </w:rPr>
-        <w:t>OpenPyXL</w:t>
-      </w:r>
-      <w:proofErr w:type="spellEnd"/>
-      <w:r>
-        <w:rPr>
-          <w:rFonts w:ascii="Calibri" w:hAnsi="Calibri" w:cs="Calibri"/>
-          <w:b/>
-          <w:bCs/>
-          <w:sz w:val="21"/>
-          <w:szCs w:val="21"/>
-        </w:rPr>
-        <w:t>)</w:t>
+        <w:t>(Personal Portfolio Project | Python, EDA, Sweetviz, Matplotlib, Seaborn, Plotly)</w:t>
       </w:r>
     </w:p>
     <w:p>
       <w:pPr>
         <w:numPr>
           <w:ilvl w:val="0"/>
-          <w:numId w:val="4"/>
+          <w:numId w:val="2"/>
         </w:numPr>
-        <w:spacing w:line="240" w:lineRule="auto"/>
-        <w:rPr>
-          <w:rFonts w:ascii="Calibri" w:hAnsi="Calibri" w:cs="Calibri"/>
-          <w:sz w:val="21"/>
-          <w:szCs w:val="21"/>
-        </w:rPr>
-      </w:pPr>
-      <w:r>
-        <w:rPr>
-          <w:rFonts w:ascii="Calibri" w:hAnsi="Calibri" w:cs="Calibri"/>
-          <w:sz w:val="21"/>
-          <w:szCs w:val="21"/>
-        </w:rPr>
-        <w:t xml:space="preserve">Engineered a five-stage LNA inflow processing workflow using Python, Pandas, NumPy, and </w:t>
-      </w:r>
-      <w:proofErr w:type="spellStart"/>
-      <w:r>
-        <w:rPr>
-          <w:rFonts w:ascii="Calibri" w:hAnsi="Calibri" w:cs="Calibri"/>
-          <w:sz w:val="21"/>
-          <w:szCs w:val="21"/>
-        </w:rPr>
-        <w:t>OpenPyXL</w:t>
-      </w:r>
-      <w:proofErr w:type="spellEnd"/>
-      <w:r>
-        <w:rPr>
-          <w:rFonts w:ascii="Calibri" w:hAnsi="Calibri" w:cs="Calibri"/>
-          <w:sz w:val="21"/>
-          <w:szCs w:val="21"/>
-        </w:rPr>
-        <w:t>, covering duplicate detection, ASIN validation, leaf-node analysis, brand/GL enrichment, and historical processing checks.</w:t>
+        <w:spacing w:after="120" w:line="240" w:lineRule="auto"/>
+        <w:rPr>
+          <w:rFonts w:ascii="Calibri" w:hAnsi="Calibri" w:cs="Calibri"/>
+          <w:sz w:val="21"/>
+          <w:szCs w:val="21"/>
+        </w:rPr>
+      </w:pPr>
+      <w:r>
+        <w:rPr>
+          <w:rFonts w:ascii="Calibri" w:hAnsi="Calibri" w:cs="Calibri"/>
+          <w:sz w:val="22"/>
+          <w:szCs w:val="22"/>
+        </w:rPr>
+        <w:t>Analyzed 30+ years of Chennai rainfall data to identify seasonal patterns, variability, extreme rainfall events, and Northeast Monsoon behavior.</w:t>
       </w:r>
     </w:p>
     <w:p>
       <w:pPr>
         <w:numPr>
           <w:ilvl w:val="0"/>
-          <w:numId w:val="4"/>
+          <w:numId w:val="2"/>
         </w:numPr>
-        <w:spacing w:line="240" w:lineRule="auto"/>
-        <w:rPr>
-          <w:rFonts w:ascii="Calibri" w:hAnsi="Calibri" w:cs="Calibri"/>
-          <w:sz w:val="21"/>
-          <w:szCs w:val="21"/>
-        </w:rPr>
-      </w:pPr>
-      <w:r>
-        <w:rPr>
-          <w:rFonts w:ascii="Calibri" w:hAnsi="Calibri" w:cs="Calibri"/>
-          <w:sz w:val="21"/>
-          <w:szCs w:val="21"/>
-        </w:rPr>
-        <w:t xml:space="preserve">Implemented data validation and filtering logic </w:t>
-      </w:r>
-      <w:r>
-        <w:rPr>
-          <w:rFonts w:ascii="Calibri" w:hAnsi="Calibri" w:cs="Calibri"/>
-          <w:sz w:val="21"/>
-          <w:szCs w:val="21"/>
-        </w:rPr>
-        <w:t xml:space="preserve">across </w:t>
-      </w:r>
-      <w:r>
-        <w:rPr>
-          <w:rFonts w:ascii="Calibri" w:hAnsi="Calibri" w:cs="Calibri"/>
-          <w:sz w:val="21"/>
-          <w:szCs w:val="21"/>
-        </w:rPr>
-        <w:t>20+ inflow</w:t>
-      </w:r>
-      <w:r>
-        <w:rPr>
-          <w:rFonts w:ascii="Calibri" w:hAnsi="Calibri" w:cs="Calibri"/>
-          <w:sz w:val="21"/>
-          <w:szCs w:val="21"/>
-        </w:rPr>
-        <w:t xml:space="preserve"> files per month</w:t>
-      </w:r>
-      <w:r>
-        <w:rPr>
-          <w:rFonts w:ascii="Calibri" w:hAnsi="Calibri" w:cs="Calibri"/>
-          <w:sz w:val="21"/>
-          <w:szCs w:val="21"/>
-        </w:rPr>
-        <w:t>, standardizing</w:t>
-      </w:r>
-      <w:r>
-        <w:rPr>
-          <w:rFonts w:ascii="Calibri" w:hAnsi="Calibri" w:cs="Calibri"/>
-          <w:sz w:val="21"/>
-          <w:szCs w:val="21"/>
-        </w:rPr>
-        <w:t xml:space="preserve"> </w:t>
-      </w:r>
-      <w:r>
-        <w:rPr>
-          <w:rFonts w:ascii="Calibri" w:hAnsi="Calibri" w:cs="Calibri"/>
-          <w:sz w:val="21"/>
-          <w:szCs w:val="21"/>
-        </w:rPr>
-        <w:t>ASINs, apply</w:t>
-      </w:r>
-      <w:r>
-        <w:rPr>
-          <w:rFonts w:ascii="Calibri" w:hAnsi="Calibri" w:cs="Calibri"/>
-          <w:sz w:val="21"/>
-          <w:szCs w:val="21"/>
-        </w:rPr>
-        <w:t>ing</w:t>
-      </w:r>
-      <w:r>
-        <w:rPr>
-          <w:rFonts w:ascii="Calibri" w:hAnsi="Calibri" w:cs="Calibri"/>
-          <w:sz w:val="21"/>
-          <w:szCs w:val="21"/>
-        </w:rPr>
-        <w:t xml:space="preserve"> leaf-node score criteria, enrich</w:t>
-      </w:r>
-      <w:r>
-        <w:rPr>
-          <w:rFonts w:ascii="Calibri" w:hAnsi="Calibri" w:cs="Calibri"/>
-          <w:sz w:val="21"/>
-          <w:szCs w:val="21"/>
-        </w:rPr>
-        <w:t>ing</w:t>
-      </w:r>
-      <w:r>
-        <w:rPr>
-          <w:rFonts w:ascii="Calibri" w:hAnsi="Calibri" w:cs="Calibri"/>
-          <w:sz w:val="21"/>
-          <w:szCs w:val="21"/>
-        </w:rPr>
-        <w:t xml:space="preserve"> Brand/GL attributes, and exclud</w:t>
-      </w:r>
-      <w:r>
-        <w:rPr>
-          <w:rFonts w:ascii="Calibri" w:hAnsi="Calibri" w:cs="Calibri"/>
-          <w:sz w:val="21"/>
-          <w:szCs w:val="21"/>
-        </w:rPr>
-        <w:t>ing</w:t>
-      </w:r>
-      <w:r>
-        <w:rPr>
-          <w:rFonts w:ascii="Calibri" w:hAnsi="Calibri" w:cs="Calibri"/>
-          <w:sz w:val="21"/>
-          <w:szCs w:val="21"/>
-        </w:rPr>
-        <w:t xml:space="preserve"> restricted or invalid records before processing.</w:t>
-      </w:r>
-    </w:p>
-    <w:p>
-      <w:pPr>
-        <w:numPr>
-          <w:ilvl w:val="0"/>
-          <w:numId w:val="4"/>
-        </w:numPr>
-        <w:spacing w:line="240" w:lineRule="auto"/>
-        <w:rPr>
-          <w:rFonts w:ascii="Calibri" w:hAnsi="Calibri" w:cs="Calibri"/>
-          <w:sz w:val="21"/>
-          <w:szCs w:val="21"/>
-        </w:rPr>
-      </w:pPr>
-      <w:r>
-        <w:rPr>
-          <w:rFonts w:ascii="Calibri" w:hAnsi="Calibri" w:cs="Calibri"/>
-          <w:sz w:val="21"/>
-          <w:szCs w:val="21"/>
-        </w:rPr>
-        <w:t>Executed a 1-click solution that completed the entire inflow analysis workflow, generated a structured Excel file with classification summaries, and sent the report to stakeholders through Outlook</w:t>
-      </w:r>
-      <w:r>
-        <w:rPr>
-          <w:rFonts w:ascii="Calibri" w:hAnsi="Calibri" w:cs="Calibri"/>
-          <w:sz w:val="21"/>
-          <w:szCs w:val="21"/>
-        </w:rPr>
-        <w:t>.</w:t>
-      </w:r>
-    </w:p>
-    <w:p>
-      <w:pPr>
-        <w:spacing w:line="240" w:lineRule="auto"/>
-        <w:rPr>
-          <w:rFonts w:ascii="Calibri" w:hAnsi="Calibri" w:cs="Calibri"/>
-          <w:b/>
-          <w:bCs/>
-        </w:rPr>
-      </w:pPr>
-      <w:r>
-        <w:rPr>
-          <w:rFonts w:ascii="Calibri" w:hAnsi="Calibri" w:cs="Calibri"/>
-          <w:b/>
-          <w:bCs/>
-          <w:sz w:val="22"/>
-          <w:szCs w:val="22"/>
-          <w:u w:val="single"/>
-        </w:rPr>
-        <w:t>Chennai Flood Risk Investigation</w:t>
-      </w:r>
-      <w:r>
-        <w:rPr>
-          <w:rFonts w:ascii="Calibri" w:hAnsi="Calibri" w:cs="Calibri"/>
-          <w:b/>
-          <w:bCs/>
-          <w:sz w:val="22"/>
-          <w:szCs w:val="22"/>
-        </w:rPr>
-        <w:t xml:space="preserve"> –</w:t>
-      </w:r>
-      <w:r>
-        <w:rPr>
-          <w:rFonts w:ascii="Calibri" w:hAnsi="Calibri" w:cs="Calibri"/>
-          <w:b/>
-          <w:bCs/>
-        </w:rPr>
-        <w:t xml:space="preserve"> </w:t>
-      </w:r>
-      <w:r>
-        <w:rPr>
-          <w:rFonts w:ascii="Calibri" w:hAnsi="Calibri" w:cs="Calibri"/>
-          <w:b/>
-          <w:bCs/>
-          <w:sz w:val="21"/>
-          <w:szCs w:val="21"/>
-        </w:rPr>
-        <w:t>(</w:t>
-      </w:r>
-      <w:r>
-        <w:rPr>
-          <w:rFonts w:ascii="Calibri" w:hAnsi="Calibri" w:cs="Calibri"/>
-          <w:b/>
-          <w:bCs/>
-          <w:sz w:val="21"/>
-          <w:szCs w:val="21"/>
-        </w:rPr>
-        <w:t xml:space="preserve">Personal Portfolio Project | </w:t>
-      </w:r>
-      <w:r>
-        <w:rPr>
-          <w:rFonts w:ascii="Calibri" w:hAnsi="Calibri" w:cs="Calibri"/>
-          <w:b/>
-          <w:bCs/>
-          <w:sz w:val="21"/>
-          <w:szCs w:val="21"/>
-        </w:rPr>
-        <w:t>Pytho</w:t>
-      </w:r>
-      <w:r>
-        <w:rPr>
-          <w:rFonts w:ascii="Calibri" w:hAnsi="Calibri" w:cs="Calibri"/>
-          <w:b/>
-          <w:bCs/>
-          <w:sz w:val="21"/>
-          <w:szCs w:val="21"/>
-        </w:rPr>
-        <w:t>n,</w:t>
-      </w:r>
-      <w:r>
-        <w:rPr>
-          <w:rFonts w:ascii="Calibri" w:hAnsi="Calibri" w:cs="Calibri"/>
-          <w:b/>
-          <w:bCs/>
-          <w:sz w:val="21"/>
-          <w:szCs w:val="21"/>
-        </w:rPr>
-        <w:t xml:space="preserve"> EDA,</w:t>
-      </w:r>
-      <w:r>
-        <w:rPr>
-          <w:rFonts w:ascii="Calibri" w:hAnsi="Calibri" w:cs="Calibri"/>
-          <w:b/>
-          <w:bCs/>
-          <w:sz w:val="21"/>
-          <w:szCs w:val="21"/>
-        </w:rPr>
-        <w:t xml:space="preserve"> </w:t>
-      </w:r>
-      <w:proofErr w:type="spellStart"/>
-      <w:r>
-        <w:rPr>
-          <w:rFonts w:ascii="Calibri" w:hAnsi="Calibri" w:cs="Calibri"/>
-          <w:b/>
-          <w:bCs/>
-          <w:sz w:val="21"/>
-          <w:szCs w:val="21"/>
-        </w:rPr>
-        <w:t>Sweetviz</w:t>
-      </w:r>
-      <w:proofErr w:type="spellEnd"/>
-      <w:r>
-        <w:rPr>
-          <w:rFonts w:ascii="Calibri" w:hAnsi="Calibri" w:cs="Calibri"/>
-          <w:b/>
-          <w:bCs/>
-          <w:sz w:val="21"/>
-          <w:szCs w:val="21"/>
-        </w:rPr>
-        <w:t xml:space="preserve">, </w:t>
-      </w:r>
-      <w:r>
-        <w:rPr>
-          <w:rFonts w:ascii="Calibri" w:hAnsi="Calibri" w:cs="Calibri"/>
-          <w:b/>
-          <w:bCs/>
-          <w:sz w:val="21"/>
-          <w:szCs w:val="21"/>
-        </w:rPr>
-        <w:t>Matplotlib</w:t>
-      </w:r>
-      <w:r>
-        <w:rPr>
-          <w:rFonts w:ascii="Calibri" w:hAnsi="Calibri" w:cs="Calibri"/>
-          <w:b/>
-          <w:bCs/>
-          <w:sz w:val="21"/>
-          <w:szCs w:val="21"/>
-        </w:rPr>
-        <w:t xml:space="preserve">, </w:t>
-      </w:r>
-      <w:r>
-        <w:rPr>
-          <w:rFonts w:ascii="Calibri" w:hAnsi="Calibri" w:cs="Calibri"/>
-          <w:b/>
-          <w:bCs/>
-          <w:sz w:val="21"/>
-          <w:szCs w:val="21"/>
-        </w:rPr>
-        <w:t>Seaborn</w:t>
-      </w:r>
-      <w:r>
-        <w:rPr>
-          <w:rFonts w:ascii="Calibri" w:hAnsi="Calibri" w:cs="Calibri"/>
-          <w:b/>
-          <w:bCs/>
-          <w:sz w:val="21"/>
-          <w:szCs w:val="21"/>
-        </w:rPr>
-        <w:t>,</w:t>
-      </w:r>
-      <w:r>
-        <w:rPr>
-          <w:rFonts w:ascii="Calibri" w:hAnsi="Calibri" w:cs="Calibri"/>
-          <w:b/>
-          <w:bCs/>
-          <w:sz w:val="21"/>
-          <w:szCs w:val="21"/>
-        </w:rPr>
-        <w:t xml:space="preserve"> </w:t>
-      </w:r>
-      <w:proofErr w:type="spellStart"/>
-      <w:r>
-        <w:rPr>
-          <w:rFonts w:ascii="Calibri" w:hAnsi="Calibri" w:cs="Calibri"/>
-          <w:b/>
-          <w:bCs/>
-          <w:sz w:val="21"/>
-          <w:szCs w:val="21"/>
-        </w:rPr>
-        <w:t>Plotly</w:t>
-      </w:r>
-      <w:proofErr w:type="spellEnd"/>
-      <w:r>
-        <w:rPr>
-          <w:rFonts w:ascii="Calibri" w:hAnsi="Calibri" w:cs="Calibri"/>
-          <w:b/>
-          <w:bCs/>
-          <w:sz w:val="21"/>
-          <w:szCs w:val="21"/>
-        </w:rPr>
-        <w:t>)</w:t>
-      </w:r>
-    </w:p>
-    <w:p>
-      <w:pPr>
-        <w:numPr>
-          <w:ilvl w:val="0"/>
-          <w:numId w:val="5"/>
-        </w:numPr>
-        <w:spacing w:line="240" w:lineRule="auto"/>
-        <w:rPr>
-          <w:rFonts w:ascii="Calibri" w:hAnsi="Calibri" w:cs="Calibri"/>
-          <w:sz w:val="21"/>
-          <w:szCs w:val="21"/>
-        </w:rPr>
-      </w:pPr>
-      <w:r>
-        <w:rPr>
-          <w:rFonts w:ascii="Calibri" w:hAnsi="Calibri" w:cs="Calibri"/>
-          <w:sz w:val="21"/>
-          <w:szCs w:val="21"/>
-        </w:rPr>
-        <w:t xml:space="preserve">Analyzed 30+ years of Chennai rainfall data to identify seasonal patterns, rainfall variability, extreme rainfall events, and Northeast Monsoon behavior. </w:t>
-      </w:r>
-    </w:p>
-    <w:p>
-      <w:pPr>
-        <w:numPr>
-          <w:ilvl w:val="0"/>
-          <w:numId w:val="5"/>
-        </w:numPr>
-        <w:spacing w:line="240" w:lineRule="auto"/>
-        <w:rPr>
-          <w:rFonts w:ascii="Calibri" w:hAnsi="Calibri" w:cs="Calibri"/>
-          <w:sz w:val="21"/>
-          <w:szCs w:val="21"/>
-        </w:rPr>
-      </w:pPr>
-      <w:r>
-        <w:rPr>
-          <w:rFonts w:ascii="Calibri" w:hAnsi="Calibri" w:cs="Calibri"/>
-          <w:sz w:val="21"/>
-          <w:szCs w:val="21"/>
-        </w:rPr>
-        <w:t>Performed manual EDA covering data quality, time-series patterns, outliers, and correlations, then compared findings with automated EDA techniques to identify complementary insights and limitations.</w:t>
+        <w:spacing w:after="120" w:line="240" w:lineRule="auto"/>
+        <w:rPr>
+          <w:rFonts w:ascii="Calibri" w:hAnsi="Calibri" w:cs="Calibri"/>
+          <w:sz w:val="21"/>
+          <w:szCs w:val="21"/>
+        </w:rPr>
+      </w:pPr>
+      <w:r>
+        <w:rPr>
+          <w:rFonts w:ascii="Calibri" w:hAnsi="Calibri" w:cs="Calibri"/>
+          <w:sz w:val="22"/>
+          <w:szCs w:val="22"/>
+        </w:rPr>
+        <w:t>Performed manual EDA (data quality, time series, outliers, correlations) and compared it with automated EDA to identify complementary insights and limitations.</w:t>
       </w:r>
     </w:p>
     <w:p>
@@ -2160,13 +1589,13 @@
         <mc:AlternateContent>
           <mc:Choice Requires="wps">
             <w:drawing>
-              <wp:anchor distT="0" distB="0" distL="114300" distR="114300" simplePos="0" relativeHeight="251667456" behindDoc="1" locked="0" layoutInCell="1" allowOverlap="1" wp14:anchorId="384DB0E8" wp14:editId="656F6272">
+              <wp:anchor distT="0" distB="0" distL="114300" distR="114300" simplePos="0" relativeHeight="251667456" behindDoc="1" locked="0" layoutInCell="1" allowOverlap="1" wp14:anchorId="384DB0E8" wp14:editId="0A5D0133">
                 <wp:simplePos x="0" y="0"/>
                 <wp:positionH relativeFrom="margin">
                   <wp:align>center</wp:align>
                 </wp:positionH>
                 <wp:positionV relativeFrom="paragraph">
-                  <wp:posOffset>0</wp:posOffset>
+                  <wp:posOffset>6350</wp:posOffset>
                 </wp:positionV>
                 <wp:extent cx="6965950" cy="190500"/>
                 <wp:effectExtent l="0" t="0" r="6350" b="0"/>
@@ -2223,9 +1652,9 @@
               </wp:anchor>
             </w:drawing>
           </mc:Choice>
-          <mc:Fallback xmlns:w16cei="http://schemas.microsoft.com/office/word/2026/wordml/cei">
+          <mc:Fallback>
             <w:pict>
-              <v:rect w14:anchorId="78CDB952" id="Rectangle 1" o:spid="_x0000_s1026" style="position:absolute;margin-left:0;margin-top:0;width:548.5pt;height:15pt;z-index:-251649024;visibility:visible;mso-wrap-style:square;mso-width-percent:0;mso-height-percent:0;mso-wrap-distance-left:9pt;mso-wrap-distance-top:0;mso-wrap-distance-right:9pt;mso-wrap-distance-bottom:0;mso-position-horizontal:center;mso-position-horizontal-relative:margin;mso-position-vertical:absolute;mso-position-vertical-relative:text;mso-width-percent:0;mso-height-percent:0;mso-width-relative:margin;mso-height-relative:margin;v-text-anchor:middle" o:gfxdata="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" fillcolor="#e8e8e8 [3203]" stroked="f" strokeweight="1pt">
+              <v:rect w14:anchorId="3961EC71" id="Rectangle 1" o:spid="_x0000_s1026" style="position:absolute;margin-left:0;margin-top:.5pt;width:548.5pt;height:15pt;z-index:-251649024;visibility:visible;mso-wrap-style:square;mso-width-percent:0;mso-height-percent:0;mso-wrap-distance-left:9pt;mso-wrap-distance-top:0;mso-wrap-distance-right:9pt;mso-wrap-distance-bottom:0;mso-position-horizontal:center;mso-position-horizontal-relative:margin;mso-position-vertical:absolute;mso-position-vertical-relative:text;mso-width-percent:0;mso-height-percent:0;mso-width-relative:margin;mso-height-relative:margin;v-text-anchor:middle" o:gfxdata="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" fillcolor="#e8e8e8 [3203]" stroked="f" strokeweight="1pt">
                 <w10:wrap anchorx="margin"/>
               </v:rect>
             </w:pict>
@@ -2266,39 +1695,15 @@
           <w:sz w:val="21"/>
           <w:szCs w:val="21"/>
         </w:rPr>
-        <w:t xml:space="preserve"> Python, SQL, Pandas, NumPy, Statistics, Data Cleaning, EDA, </w:t>
-      </w:r>
-      <w:r>
-        <w:rPr>
-          <w:rFonts w:ascii="Calibri" w:hAnsi="Calibri" w:cs="Calibri"/>
-          <w:sz w:val="21"/>
-          <w:szCs w:val="21"/>
-        </w:rPr>
-        <w:t xml:space="preserve">Git, </w:t>
-      </w:r>
-      <w:r>
-        <w:rPr>
-          <w:rFonts w:ascii="Calibri" w:hAnsi="Calibri" w:cs="Calibri"/>
-          <w:sz w:val="21"/>
-          <w:szCs w:val="21"/>
-        </w:rPr>
-        <w:t xml:space="preserve">ETL, </w:t>
-      </w:r>
-      <w:r>
-        <w:rPr>
-          <w:rFonts w:ascii="Calibri" w:hAnsi="Calibri" w:cs="Calibri"/>
-          <w:sz w:val="21"/>
-          <w:szCs w:val="21"/>
-        </w:rPr>
-        <w:t>Analytical models</w:t>
-      </w:r>
-      <w:r>
-        <w:rPr>
-          <w:rFonts w:ascii="Calibri" w:hAnsi="Calibri" w:cs="Calibri"/>
-          <w:sz w:val="21"/>
-          <w:szCs w:val="21"/>
-        </w:rPr>
-        <w:t>, Business Insights</w:t>
+        <w:t xml:space="preserve"> Python, SQL, Pandas, NumPy, Statistics, Data Cleaning, EDA, ETL, Git, Business Insights</w:t>
+      </w:r>
+      <w:r>
+        <w:rPr>
+          <w:rFonts w:ascii="Calibri" w:hAnsi="Calibri" w:cs="Calibri"/>
+          <w:sz w:val="21"/>
+          <w:szCs w:val="21"/>
+        </w:rPr>
+        <w:t>, Reporting</w:t>
       </w:r>
     </w:p>
     <w:p>
@@ -2326,49 +1731,23 @@
           <w:sz w:val="21"/>
           <w:szCs w:val="21"/>
         </w:rPr>
-        <w:t xml:space="preserve"> Excel, Power BI, Power Query, DAX, Data </w:t>
-      </w:r>
-      <w:r>
-        <w:rPr>
-          <w:rFonts w:ascii="Calibri" w:hAnsi="Calibri" w:cs="Calibri"/>
-          <w:sz w:val="21"/>
-          <w:szCs w:val="21"/>
-        </w:rPr>
-        <w:t>m</w:t>
-      </w:r>
-      <w:r>
-        <w:rPr>
-          <w:rFonts w:ascii="Calibri" w:hAnsi="Calibri" w:cs="Calibri"/>
-          <w:sz w:val="21"/>
-          <w:szCs w:val="21"/>
-        </w:rPr>
-        <w:t xml:space="preserve">odeling, Amazon </w:t>
-      </w:r>
-      <w:proofErr w:type="spellStart"/>
-      <w:r>
-        <w:rPr>
-          <w:rFonts w:ascii="Calibri" w:hAnsi="Calibri" w:cs="Calibri"/>
-          <w:sz w:val="21"/>
-          <w:szCs w:val="21"/>
-        </w:rPr>
-        <w:t>QuickSight</w:t>
-      </w:r>
-      <w:proofErr w:type="spellEnd"/>
-      <w:r>
-        <w:rPr>
-          <w:rFonts w:ascii="Calibri" w:hAnsi="Calibri" w:cs="Calibri"/>
-          <w:sz w:val="21"/>
-          <w:szCs w:val="21"/>
-        </w:rPr>
-        <w:t xml:space="preserve">, Tableau, </w:t>
-      </w:r>
-      <w:r>
-        <w:rPr>
-          <w:rFonts w:ascii="Calibri" w:hAnsi="Calibri" w:cs="Calibri"/>
-          <w:sz w:val="21"/>
-          <w:szCs w:val="21"/>
-        </w:rPr>
-        <w:t>Looker, Alteryx</w:t>
+        <w:t xml:space="preserve"> Excel, Power BI, Power Query, DAX, Dashboards, </w:t>
+      </w:r>
+      <w:r>
+        <w:rPr>
+          <w:rFonts w:ascii="Calibri" w:hAnsi="Calibri" w:cs="Calibri"/>
+          <w:sz w:val="21"/>
+          <w:szCs w:val="21"/>
+        </w:rPr>
+        <w:t xml:space="preserve">Data Visualization, </w:t>
+      </w:r>
+      <w:r>
+        <w:rPr>
+          <w:rFonts w:ascii="Calibri" w:hAnsi="Calibri" w:cs="Calibri"/>
+          <w:sz w:val="21"/>
+          <w:szCs w:val="21"/>
+        </w:rPr>
+        <w:t>Amazon QuickSight, Tableau</w:t>
       </w:r>
     </w:p>
     <w:p>
@@ -2396,105 +1775,23 @@
           <w:sz w:val="21"/>
           <w:szCs w:val="21"/>
         </w:rPr>
+        <w:t xml:space="preserve"> OpenPyXL,</w:t>
+      </w:r>
+      <w:r>
+        <w:rPr>
+          <w:rFonts w:ascii="Calibri" w:hAnsi="Calibri" w:cs="Calibri"/>
+          <w:sz w:val="21"/>
+          <w:szCs w:val="21"/>
+        </w:rPr>
         <w:t xml:space="preserve"> </w:t>
       </w:r>
-      <w:proofErr w:type="spellStart"/>
-      <w:r>
-        <w:rPr>
-          <w:rFonts w:ascii="Calibri" w:hAnsi="Calibri" w:cs="Calibri"/>
-          <w:sz w:val="21"/>
-          <w:szCs w:val="21"/>
-        </w:rPr>
-        <w:t>OpenPyXL</w:t>
-      </w:r>
-      <w:proofErr w:type="spellEnd"/>
-      <w:r>
-        <w:rPr>
-          <w:rFonts w:ascii="Calibri" w:hAnsi="Calibri" w:cs="Calibri"/>
-          <w:sz w:val="21"/>
-          <w:szCs w:val="21"/>
-        </w:rPr>
-        <w:t xml:space="preserve">, Matplotlib, Seaborn, </w:t>
-      </w:r>
-      <w:proofErr w:type="spellStart"/>
-      <w:r>
-        <w:rPr>
-          <w:rFonts w:ascii="Calibri" w:hAnsi="Calibri" w:cs="Calibri"/>
-          <w:sz w:val="21"/>
-          <w:szCs w:val="21"/>
-        </w:rPr>
-        <w:t>Plotly</w:t>
-      </w:r>
-      <w:proofErr w:type="spellEnd"/>
-      <w:r>
-        <w:rPr>
-          <w:rFonts w:ascii="Calibri" w:hAnsi="Calibri" w:cs="Calibri"/>
-          <w:sz w:val="21"/>
-          <w:szCs w:val="21"/>
-        </w:rPr>
-        <w:t xml:space="preserve">, </w:t>
-      </w:r>
-      <w:proofErr w:type="spellStart"/>
-      <w:r>
-        <w:rPr>
-          <w:rFonts w:ascii="Calibri" w:hAnsi="Calibri" w:cs="Calibri"/>
-          <w:sz w:val="21"/>
-          <w:szCs w:val="21"/>
-        </w:rPr>
-        <w:t>Streamlit</w:t>
-      </w:r>
-      <w:proofErr w:type="spellEnd"/>
-      <w:r>
-        <w:rPr>
-          <w:rFonts w:ascii="Calibri" w:hAnsi="Calibri" w:cs="Calibri"/>
-          <w:sz w:val="21"/>
-          <w:szCs w:val="21"/>
-        </w:rPr>
-        <w:t xml:space="preserve">, </w:t>
-      </w:r>
-      <w:proofErr w:type="spellStart"/>
-      <w:r>
-        <w:rPr>
-          <w:rFonts w:ascii="Calibri" w:hAnsi="Calibri" w:cs="Calibri"/>
-          <w:sz w:val="21"/>
-          <w:szCs w:val="21"/>
-        </w:rPr>
-        <w:t>Pyspark</w:t>
-      </w:r>
-      <w:proofErr w:type="spellEnd"/>
-      <w:r>
-        <w:rPr>
-          <w:rFonts w:ascii="Calibri" w:hAnsi="Calibri" w:cs="Calibri"/>
-          <w:sz w:val="21"/>
-          <w:szCs w:val="21"/>
-        </w:rPr>
-        <w:t xml:space="preserve">, </w:t>
-      </w:r>
-      <w:r>
-        <w:rPr>
-          <w:rFonts w:ascii="Calibri" w:hAnsi="Calibri" w:cs="Calibri"/>
-          <w:sz w:val="21"/>
-          <w:szCs w:val="21"/>
-        </w:rPr>
-        <w:t xml:space="preserve">Requests, </w:t>
-      </w:r>
-      <w:proofErr w:type="spellStart"/>
-      <w:r>
-        <w:rPr>
-          <w:rFonts w:ascii="Calibri" w:hAnsi="Calibri" w:cs="Calibri"/>
-          <w:sz w:val="21"/>
-          <w:szCs w:val="21"/>
-        </w:rPr>
-        <w:t>BeautifulSoup</w:t>
-      </w:r>
-      <w:proofErr w:type="spellEnd"/>
-      <w:r>
-        <w:rPr>
-          <w:rFonts w:ascii="Calibri" w:hAnsi="Calibri" w:cs="Calibri"/>
-          <w:sz w:val="21"/>
-          <w:szCs w:val="21"/>
-        </w:rPr>
-        <w:t>, Selenium</w:t>
+      <w:r>
+        <w:rPr>
+          <w:rFonts w:ascii="Calibri" w:hAnsi="Calibri" w:cs="Calibri"/>
+          <w:sz w:val="21"/>
+          <w:szCs w:val="21"/>
+        </w:rPr>
+        <w:t>Selenium, Streamlit, Matplotlib, Seaborn, Plotly, PySpark, Requests, BeautifulSoup</w:t>
       </w:r>
     </w:p>
     <w:p>
@@ -2522,41 +1819,43 @@
           <w:sz w:val="21"/>
           <w:szCs w:val="21"/>
         </w:rPr>
-        <w:t xml:space="preserve"> MySQL, PostgreSQL, </w:t>
-      </w:r>
-      <w:proofErr w:type="spellStart"/>
-      <w:r>
-        <w:rPr>
-          <w:rFonts w:ascii="Calibri" w:hAnsi="Calibri" w:cs="Calibri"/>
-          <w:sz w:val="21"/>
-          <w:szCs w:val="21"/>
-        </w:rPr>
-        <w:t>Supabase</w:t>
-      </w:r>
-      <w:proofErr w:type="spellEnd"/>
-      <w:r>
-        <w:rPr>
-          <w:rFonts w:ascii="Calibri" w:hAnsi="Calibri" w:cs="Calibri"/>
-          <w:sz w:val="21"/>
-          <w:szCs w:val="21"/>
-        </w:rPr>
-        <w:t>,</w:t>
-      </w:r>
-      <w:r>
-        <w:rPr>
-          <w:rFonts w:ascii="Calibri" w:hAnsi="Calibri" w:cs="Calibri"/>
-          <w:sz w:val="21"/>
-          <w:szCs w:val="21"/>
-        </w:rPr>
-        <w:t xml:space="preserve"> MongoDB, Snowflake</w:t>
-      </w:r>
-      <w:r>
-        <w:rPr>
-          <w:rFonts w:ascii="Calibri" w:hAnsi="Calibri" w:cs="Calibri"/>
-          <w:sz w:val="21"/>
-          <w:szCs w:val="21"/>
-        </w:rPr>
-        <w:t>, Data pipelines</w:t>
+        <w:t xml:space="preserve"> MySQL, PostgreSQL, Supabase, MongoDB, Data Pipelines</w:t>
+      </w:r>
+      <w:r>
+        <w:rPr>
+          <w:rFonts w:ascii="Calibri" w:hAnsi="Calibri" w:cs="Calibri"/>
+          <w:sz w:val="21"/>
+          <w:szCs w:val="21"/>
+        </w:rPr>
+        <w:t>, Data Modeling</w:t>
+      </w:r>
+    </w:p>
+    <w:p>
+      <w:pPr>
+        <w:spacing w:line="240" w:lineRule="auto"/>
+        <w:rPr>
+          <w:rFonts w:ascii="Calibri" w:hAnsi="Calibri" w:cs="Calibri"/>
+          <w:sz w:val="21"/>
+          <w:szCs w:val="21"/>
+        </w:rPr>
+      </w:pPr>
+      <w:r>
+        <w:rPr>
+          <w:rFonts w:ascii="Calibri" w:hAnsi="Calibri" w:cs="Calibri"/>
+          <w:b/>
+          <w:bCs/>
+          <w:sz w:val="21"/>
+          <w:szCs w:val="21"/>
+        </w:rPr>
+        <w:t>AI &amp; Modern Analytics:</w:t>
+      </w:r>
+      <w:r>
+        <w:rPr>
+          <w:rFonts w:ascii="Calibri" w:hAnsi="Calibri" w:cs="Calibri"/>
+          <w:sz w:val="21"/>
+          <w:szCs w:val="21"/>
+        </w:rPr>
+        <w:t xml:space="preserve"> AI Agents, AI-assisted Data Analysis, Workflow Automation, MCP-enabled Workflows</w:t>
       </w:r>
     </w:p>
     <w:p>
@@ -2658,20 +1957,68 @@
           <w:sz w:val="21"/>
           <w:szCs w:val="21"/>
         </w:rPr>
-        <w:t>AI &amp; Modern Analytics:</w:t>
-      </w:r>
-      <w:r>
-        <w:rPr>
-          <w:rFonts w:ascii="Calibri" w:hAnsi="Calibri" w:cs="Calibri"/>
-          <w:sz w:val="21"/>
-          <w:szCs w:val="21"/>
-        </w:rPr>
-        <w:t xml:space="preserve"> AI Agents, AI-assisted Data Analysis, Workflow Automation, MCP-enabled Workflows</w:t>
-      </w:r>
-    </w:p>
-    <w:p>
-      <w:pPr>
-        <w:spacing w:line="360" w:lineRule="auto"/>
+        <w:t>Currently Learning:</w:t>
+      </w:r>
+      <w:r>
+        <w:rPr>
+          <w:rFonts w:ascii="Calibri" w:hAnsi="Calibri" w:cs="Calibri"/>
+          <w:sz w:val="21"/>
+          <w:szCs w:val="21"/>
+        </w:rPr>
+        <w:t xml:space="preserve"> Snowflake</w:t>
+      </w:r>
+      <w:r>
+        <w:rPr>
+          <w:rFonts w:ascii="Calibri" w:hAnsi="Calibri" w:cs="Calibri"/>
+          <w:sz w:val="21"/>
+          <w:szCs w:val="21"/>
+        </w:rPr>
+        <w:t>,</w:t>
+      </w:r>
+      <w:r>
+        <w:rPr>
+          <w:rFonts w:ascii="Calibri" w:hAnsi="Calibri" w:cs="Calibri"/>
+          <w:sz w:val="21"/>
+          <w:szCs w:val="21"/>
+        </w:rPr>
+        <w:t xml:space="preserve"> AWS, Azure, </w:t>
+      </w:r>
+      <w:r>
+        <w:rPr>
+          <w:rFonts w:ascii="Calibri" w:hAnsi="Calibri" w:cs="Calibri"/>
+          <w:sz w:val="21"/>
+          <w:szCs w:val="21"/>
+        </w:rPr>
+        <w:t>Generative AI, LLMs, Looker, Alteryx</w:t>
+      </w:r>
+      <w:r>
+        <w:rPr>
+          <w:rFonts w:ascii="Calibri" w:hAnsi="Calibri" w:cs="Calibri"/>
+          <w:sz w:val="21"/>
+          <w:szCs w:val="21"/>
+        </w:rPr>
+        <w:t xml:space="preserve">, Power </w:t>
+      </w:r>
+      <w:r>
+        <w:rPr>
+          <w:rFonts w:ascii="Calibri" w:hAnsi="Calibri" w:cs="Calibri"/>
+          <w:sz w:val="21"/>
+          <w:szCs w:val="21"/>
+        </w:rPr>
+        <w:t>P</w:t>
+      </w:r>
+      <w:r>
+        <w:rPr>
+          <w:rFonts w:ascii="Calibri" w:hAnsi="Calibri" w:cs="Calibri"/>
+          <w:sz w:val="21"/>
+          <w:szCs w:val="21"/>
+        </w:rPr>
+        <w:t>latform</w:t>
+      </w:r>
+    </w:p>
+    <w:p>
+      <w:pPr>
+        <w:spacing w:line="276" w:lineRule="auto"/>
         <w:rPr>
           <w:rFonts w:ascii="Calibri" w:hAnsi="Calibri" w:cs="Calibri"/>
           <w:b/>
@@ -2689,7 +2036,7 @@
     </w:p>
     <w:p>
       <w:pPr>
-        <w:spacing w:line="360" w:lineRule="auto"/>
+        <w:spacing w:line="276" w:lineRule="auto"/>
         <w:rPr>
           <w:rFonts w:ascii="Calibri" w:hAnsi="Calibri" w:cs="Calibri"/>
           <w:b/>
@@ -2706,13 +2053,13 @@
         <mc:AlternateContent>
           <mc:Choice Requires="wps">
             <w:drawing>
-              <wp:anchor distT="0" distB="0" distL="114300" distR="114300" simplePos="0" relativeHeight="251671552" behindDoc="1" locked="0" layoutInCell="1" allowOverlap="1" wp14:anchorId="183AA60B" wp14:editId="6822D326">
+              <wp:anchor distT="0" distB="0" distL="114300" distR="114300" simplePos="0" relativeHeight="251671552" behindDoc="1" locked="0" layoutInCell="1" allowOverlap="1" wp14:anchorId="183AA60B" wp14:editId="2619E06D">
                 <wp:simplePos x="0" y="0"/>
                 <wp:positionH relativeFrom="margin">
                   <wp:align>center</wp:align>
                 </wp:positionH>
                 <wp:positionV relativeFrom="paragraph">
-                  <wp:posOffset>349250</wp:posOffset>
+                  <wp:posOffset>292100</wp:posOffset>
                 </wp:positionV>
                 <wp:extent cx="6965950" cy="190500"/>
                 <wp:effectExtent l="0" t="0" r="6350" b="0"/>
@@ -2769,9 +2116,9 @@
               </wp:anchor>
             </w:drawing>
           </mc:Choice>
-          <mc:Fallback xmlns:w16cei="http://schemas.microsoft.com/office/word/2026/wordml/cei">
+          <mc:Fallback>
             <w:pict>
-              <v:rect w14:anchorId="111075EB" id="Rectangle 1" o:spid="_x0000_s1026" style="position:absolute;margin-left:0;margin-top:27.5pt;width:548.5pt;height:15pt;z-index:-251644928;visibility:visible;mso-wrap-style:square;mso-width-percent:0;mso-height-percent:0;mso-wrap-distance-left:9pt;mso-wrap-distance-top:0;mso-wrap-distance-right:9pt;mso-wrap-distance-bottom:0;mso-position-horizontal:center;mso-position-horizontal-relative:margin;mso-position-vertical:absolute;mso-position-vertical-relative:text;mso-width-percent:0;mso-height-percent:0;mso-width-relative:margin;mso-height-relative:margin;v-text-anchor:middle" o:gfxdata="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" fillcolor="#e8e8e8 [3203]" stroked="f" strokeweight="1pt">
+              <v:rect w14:anchorId="4261CB86" id="Rectangle 1" o:spid="_x0000_s1026" style="position:absolute;margin-left:0;margin-top:23pt;width:548.5pt;height:15pt;z-index:-251644928;visibility:visible;mso-wrap-style:square;mso-width-percent:0;mso-height-percent:0;mso-wrap-distance-left:9pt;mso-wrap-distance-top:0;mso-wrap-distance-right:9pt;mso-wrap-distance-bottom:0;mso-position-horizontal:center;mso-position-horizontal-relative:margin;mso-position-vertical:absolute;mso-position-vertical-relative:text;mso-width-percent:0;mso-height-percent:0;mso-width-relative:margin;mso-height-relative:margin;v-text-anchor:middle" o:gfxdata="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" fillcolor="#e8e8e8 [3203]" stroked="f" strokeweight="1pt">
                 <w10:wrap anchorx="margin"/>
               </v:rect>
             </w:pict>
@@ -2802,29 +2149,7 @@
           <w:b/>
           <w:bCs/>
         </w:rPr>
-        <w:t>ADDITIONAL INFORMATION</w:t>
-      </w:r>
-    </w:p>
-    <w:p>
-      <w:pPr>
-        <w:spacing w:line="240" w:lineRule="auto"/>
-        <w:rPr>
-          <w:rFonts w:ascii="Calibri" w:hAnsi="Calibri" w:cs="Calibri"/>
-          <w:b/>
-          <w:bCs/>
-          <w:sz w:val="21"/>
-          <w:szCs w:val="21"/>
-        </w:rPr>
-      </w:pPr>
-      <w:r>
-        <w:rPr>
-          <w:rFonts w:ascii="Calibri" w:hAnsi="Calibri" w:cs="Calibri"/>
-          <w:b/>
-          <w:bCs/>
-          <w:sz w:val="21"/>
-          <w:szCs w:val="21"/>
-        </w:rPr>
-        <w:t>Certifications:</w:t>
+        <w:t>CERTIFICATIONS &amp; AWARDS</w:t>
       </w:r>
     </w:p>
     <w:p>
@@ -2870,25 +2195,15 @@
           <w:sz w:val="21"/>
           <w:szCs w:val="21"/>
         </w:rPr>
-        <w:t xml:space="preserve">IBM (2023) | Amazon ACES (2024) | </w:t>
-      </w:r>
-      <w:proofErr w:type="spellStart"/>
-      <w:r>
-        <w:rPr>
-          <w:rFonts w:ascii="Calibri" w:hAnsi="Calibri" w:cs="Calibri"/>
-          <w:sz w:val="21"/>
-          <w:szCs w:val="21"/>
-        </w:rPr>
-        <w:t>Codebasics</w:t>
-      </w:r>
-      <w:proofErr w:type="spellEnd"/>
-      <w:r>
-        <w:rPr>
-          <w:rFonts w:ascii="Calibri" w:hAnsi="Calibri" w:cs="Calibri"/>
-          <w:sz w:val="21"/>
-          <w:szCs w:val="21"/>
-        </w:rPr>
-        <w:t xml:space="preserve"> </w:t>
+        <w:t xml:space="preserve">IBM (2023) | </w:t>
+      </w:r>
+      <w:r>
+        <w:rPr>
+          <w:rFonts w:ascii="Calibri" w:hAnsi="Calibri" w:cs="Calibri"/>
+          <w:sz w:val="21"/>
+          <w:szCs w:val="21"/>
+        </w:rPr>
+        <w:t xml:space="preserve">Codebasics </w:t>
       </w:r>
       <w:r>
         <w:rPr>
@@ -2931,92 +2246,10 @@
       <w:r>
         <w:rPr>
           <w:rFonts w:ascii="Calibri" w:hAnsi="Calibri" w:cs="Calibri"/>
-          <w:sz w:val="21"/>
-          <w:szCs w:val="21"/>
-        </w:rPr>
-        <w:t>SQL—</w:t>
-      </w:r>
-      <w:r>
-        <w:rPr>
-          <w:rFonts w:ascii="Calibri" w:hAnsi="Calibri" w:cs="Calibri"/>
-          <w:sz w:val="21"/>
-          <w:szCs w:val="21"/>
-        </w:rPr>
-        <w:t xml:space="preserve"> </w:t>
-      </w:r>
-      <w:r>
-        <w:rPr>
-          <w:rFonts w:ascii="Calibri" w:hAnsi="Calibri" w:cs="Calibri"/>
-          <w:sz w:val="21"/>
-          <w:szCs w:val="21"/>
-        </w:rPr>
-        <w:t>360DigiTMG</w:t>
-      </w:r>
-      <w:r>
-        <w:rPr>
-          <w:rFonts w:ascii="Calibri" w:hAnsi="Calibri" w:cs="Calibri"/>
-          <w:sz w:val="21"/>
-          <w:szCs w:val="21"/>
-        </w:rPr>
-        <w:t xml:space="preserve"> (2023) |</w:t>
-      </w:r>
-      <w:r>
-        <w:rPr>
-          <w:rFonts w:ascii="Calibri" w:hAnsi="Calibri" w:cs="Calibri"/>
-          <w:sz w:val="21"/>
-          <w:szCs w:val="21"/>
-        </w:rPr>
-        <w:t xml:space="preserve"> </w:t>
-      </w:r>
-      <w:r>
-        <w:rPr>
-          <w:rFonts w:ascii="Calibri" w:hAnsi="Calibri" w:cs="Calibri"/>
-          <w:sz w:val="21"/>
-          <w:szCs w:val="21"/>
-        </w:rPr>
-        <w:t xml:space="preserve">Amazon ACES (2024) | </w:t>
-      </w:r>
-      <w:proofErr w:type="spellStart"/>
-      <w:r>
-        <w:rPr>
-          <w:rFonts w:ascii="Calibri" w:hAnsi="Calibri" w:cs="Calibri"/>
-          <w:sz w:val="21"/>
-          <w:szCs w:val="21"/>
-        </w:rPr>
-        <w:t>Codebasics</w:t>
-      </w:r>
-      <w:proofErr w:type="spellEnd"/>
-      <w:r>
-        <w:rPr>
-          <w:rFonts w:ascii="Calibri" w:hAnsi="Calibri" w:cs="Calibri"/>
-          <w:sz w:val="21"/>
-          <w:szCs w:val="21"/>
-        </w:rPr>
-        <w:t xml:space="preserve"> </w:t>
-      </w:r>
-      <w:r>
-        <w:rPr>
-          <w:rFonts w:ascii="Calibri" w:hAnsi="Calibri" w:cs="Calibri"/>
-          <w:sz w:val="21"/>
-          <w:szCs w:val="21"/>
-        </w:rPr>
-        <w:t>(</w:t>
-      </w:r>
-      <w:r>
-        <w:rPr>
-          <w:rFonts w:ascii="Calibri" w:hAnsi="Calibri" w:cs="Calibri"/>
-          <w:sz w:val="21"/>
-          <w:szCs w:val="21"/>
-        </w:rPr>
-        <w:t>2026</w:t>
-      </w:r>
-      <w:r>
-        <w:rPr>
-          <w:rFonts w:ascii="Calibri" w:hAnsi="Calibri" w:cs="Calibri"/>
-          <w:sz w:val="21"/>
-          <w:szCs w:val="21"/>
-        </w:rPr>
-        <w:t>)</w:t>
+          <w:sz w:val="22"/>
+          <w:szCs w:val="22"/>
+        </w:rPr>
+        <w:t>SQL — 360DigiTMG (2023) | Codebasics (2026)</w:t>
       </w:r>
     </w:p>
     <w:p>
@@ -3035,52 +2268,18 @@
       <w:r>
         <w:rPr>
           <w:rFonts w:ascii="Calibri" w:hAnsi="Calibri" w:cs="Calibri"/>
-          <w:sz w:val="21"/>
-          <w:szCs w:val="21"/>
-        </w:rPr>
-        <w:t xml:space="preserve">Power BI Data Analytics — </w:t>
-      </w:r>
-      <w:proofErr w:type="spellStart"/>
-      <w:r>
-        <w:rPr>
-          <w:rFonts w:ascii="Calibri" w:hAnsi="Calibri" w:cs="Calibri"/>
-          <w:sz w:val="21"/>
-          <w:szCs w:val="21"/>
-        </w:rPr>
-        <w:t>Codebasics</w:t>
-      </w:r>
-      <w:proofErr w:type="spellEnd"/>
-      <w:r>
-        <w:rPr>
-          <w:rFonts w:ascii="Calibri" w:hAnsi="Calibri" w:cs="Calibri"/>
-          <w:sz w:val="21"/>
-          <w:szCs w:val="21"/>
-        </w:rPr>
-        <w:t xml:space="preserve"> </w:t>
-      </w:r>
-      <w:r>
-        <w:rPr>
-          <w:rFonts w:ascii="Calibri" w:hAnsi="Calibri" w:cs="Calibri"/>
-          <w:sz w:val="21"/>
-          <w:szCs w:val="21"/>
-        </w:rPr>
-        <w:t>(</w:t>
-      </w:r>
-      <w:r>
-        <w:rPr>
-          <w:rFonts w:ascii="Calibri" w:hAnsi="Calibri" w:cs="Calibri"/>
-          <w:sz w:val="21"/>
-          <w:szCs w:val="21"/>
-        </w:rPr>
-        <w:t>2026</w:t>
-      </w:r>
-      <w:r>
-        <w:rPr>
-          <w:rFonts w:ascii="Calibri" w:hAnsi="Calibri" w:cs="Calibri"/>
-          <w:sz w:val="21"/>
-          <w:szCs w:val="21"/>
-        </w:rPr>
-        <w:t>)</w:t>
+          <w:sz w:val="22"/>
+          <w:szCs w:val="22"/>
+        </w:rPr>
+        <w:t xml:space="preserve">Power BI Data Analytics — Codebasics (2026) | </w:t>
+      </w:r>
+      <w:r>
+        <w:rPr>
+          <w:rFonts w:ascii="Calibri" w:hAnsi="Calibri" w:cs="Calibri"/>
+          <w:sz w:val="22"/>
+          <w:szCs w:val="22"/>
+        </w:rPr>
+        <w:t>Tableau Desktop Certified Professional — 360DigiTMG (2023)</w:t>
       </w:r>
     </w:p>
     <w:p>
@@ -3099,286 +2298,40 @@
       <w:r>
         <w:rPr>
           <w:rFonts w:ascii="Calibri" w:hAnsi="Calibri" w:cs="Calibri"/>
-          <w:sz w:val="21"/>
-          <w:szCs w:val="21"/>
-        </w:rPr>
-        <w:t xml:space="preserve">Data Science using Python Programming — 360DigiTMG </w:t>
-      </w:r>
-      <w:r>
-        <w:rPr>
-          <w:rFonts w:ascii="Calibri" w:hAnsi="Calibri" w:cs="Calibri"/>
-          <w:sz w:val="21"/>
-          <w:szCs w:val="21"/>
-        </w:rPr>
-        <w:t>(</w:t>
-      </w:r>
-      <w:r>
-        <w:rPr>
-          <w:rFonts w:ascii="Calibri" w:hAnsi="Calibri" w:cs="Calibri"/>
-          <w:sz w:val="21"/>
-          <w:szCs w:val="21"/>
-        </w:rPr>
-        <w:t>2023</w:t>
-      </w:r>
-      <w:r>
-        <w:rPr>
-          <w:rFonts w:ascii="Calibri" w:hAnsi="Calibri" w:cs="Calibri"/>
-          <w:sz w:val="21"/>
-          <w:szCs w:val="21"/>
-        </w:rPr>
-        <w:t>)</w:t>
-      </w:r>
-    </w:p>
-    <w:p>
-      <w:pPr>
-        <w:numPr>
-          <w:ilvl w:val="0"/>
-          <w:numId w:val="6"/>
-        </w:numPr>
+          <w:sz w:val="22"/>
+          <w:szCs w:val="22"/>
+        </w:rPr>
+        <w:t>Data Science using Python — 360DigiTMG (2023)</w:t>
+      </w:r>
+    </w:p>
+    <w:p>
+      <w:pPr>
         <w:spacing w:line="240" w:lineRule="auto"/>
         <w:rPr>
           <w:rFonts w:ascii="Calibri" w:hAnsi="Calibri" w:cs="Calibri"/>
-          <w:sz w:val="21"/>
-          <w:szCs w:val="21"/>
-        </w:rPr>
-      </w:pPr>
-      <w:r>
-        <w:rPr>
-          <w:rFonts w:ascii="Calibri" w:hAnsi="Calibri" w:cs="Calibri"/>
-          <w:sz w:val="21"/>
-          <w:szCs w:val="21"/>
-        </w:rPr>
-        <w:t xml:space="preserve">Tableau Desktop Certified Professional Certification — 360DigiTMG </w:t>
-      </w:r>
-      <w:r>
-        <w:rPr>
-          <w:rFonts w:ascii="Calibri" w:hAnsi="Calibri" w:cs="Calibri"/>
-          <w:sz w:val="21"/>
-          <w:szCs w:val="21"/>
-        </w:rPr>
-        <w:t>(</w:t>
-      </w:r>
-      <w:r>
-        <w:rPr>
-          <w:rFonts w:ascii="Calibri" w:hAnsi="Calibri" w:cs="Calibri"/>
-          <w:sz w:val="21"/>
-          <w:szCs w:val="21"/>
-        </w:rPr>
-        <w:t>202</w:t>
-      </w:r>
-      <w:r>
-        <w:rPr>
-          <w:rFonts w:ascii="Calibri" w:hAnsi="Calibri" w:cs="Calibri"/>
-          <w:sz w:val="21"/>
-          <w:szCs w:val="21"/>
-        </w:rPr>
-        <w:t>3</w:t>
-      </w:r>
-      <w:r>
-        <w:rPr>
-          <w:rFonts w:ascii="Calibri" w:hAnsi="Calibri" w:cs="Calibri"/>
-          <w:sz w:val="21"/>
-          <w:szCs w:val="21"/>
-        </w:rPr>
-        <w:t>)</w:t>
-      </w:r>
-    </w:p>
-    <w:p>
-      <w:pPr>
-        <w:spacing w:line="240" w:lineRule="auto"/>
-        <w:rPr>
-          <w:rFonts w:ascii="Calibri" w:hAnsi="Calibri" w:cs="Calibri"/>
-          <w:b/>
-          <w:bCs/>
-          <w:sz w:val="21"/>
-          <w:szCs w:val="21"/>
-        </w:rPr>
-      </w:pPr>
-      <w:r>
-        <w:rPr>
-          <w:rFonts w:ascii="Calibri" w:hAnsi="Calibri" w:cs="Calibri"/>
-          <w:b/>
-          <w:bCs/>
-          <w:sz w:val="21"/>
-          <w:szCs w:val="21"/>
-        </w:rPr>
-        <w:t xml:space="preserve">Awards: </w:t>
-      </w:r>
-      <w:r>
-        <w:rPr>
-          <w:rFonts w:ascii="Calibri" w:hAnsi="Calibri" w:cs="Calibri"/>
-          <w:sz w:val="21"/>
-          <w:szCs w:val="21"/>
-        </w:rPr>
-        <w:t>4</w:t>
-      </w:r>
-      <w:r>
-        <w:rPr>
-          <w:rFonts w:ascii="Calibri" w:hAnsi="Calibri" w:cs="Calibri"/>
-          <w:sz w:val="21"/>
-          <w:szCs w:val="21"/>
-        </w:rPr>
-        <w:t>x</w:t>
-      </w:r>
-      <w:r>
-        <w:rPr>
-          <w:rFonts w:ascii="Calibri" w:hAnsi="Calibri" w:cs="Calibri"/>
-          <w:sz w:val="21"/>
-          <w:szCs w:val="21"/>
-        </w:rPr>
-        <w:t xml:space="preserve"> recipient of </w:t>
-      </w:r>
-      <w:r>
-        <w:rPr>
-          <w:rFonts w:ascii="Calibri" w:hAnsi="Calibri" w:cs="Calibri"/>
-          <w:sz w:val="21"/>
-          <w:szCs w:val="21"/>
-        </w:rPr>
-        <w:t>T</w:t>
-      </w:r>
-      <w:r>
-        <w:rPr>
-          <w:rFonts w:ascii="Calibri" w:hAnsi="Calibri" w:cs="Calibri"/>
-          <w:sz w:val="21"/>
-          <w:szCs w:val="21"/>
-        </w:rPr>
-        <w:t>op</w:t>
-      </w:r>
-      <w:r>
-        <w:rPr>
-          <w:rFonts w:ascii="Calibri" w:hAnsi="Calibri" w:cs="Calibri"/>
-          <w:sz w:val="21"/>
-          <w:szCs w:val="21"/>
-        </w:rPr>
-        <w:t xml:space="preserve"> Perform</w:t>
-      </w:r>
-      <w:r>
-        <w:rPr>
-          <w:rFonts w:ascii="Calibri" w:hAnsi="Calibri" w:cs="Calibri"/>
-          <w:sz w:val="21"/>
-          <w:szCs w:val="21"/>
-        </w:rPr>
-        <w:t>er</w:t>
-      </w:r>
-      <w:r>
-        <w:rPr>
-          <w:rFonts w:ascii="Calibri" w:hAnsi="Calibri" w:cs="Calibri"/>
-          <w:sz w:val="21"/>
-          <w:szCs w:val="21"/>
-        </w:rPr>
-        <w:t xml:space="preserve"> </w:t>
-      </w:r>
-      <w:proofErr w:type="gramStart"/>
-      <w:r>
-        <w:rPr>
-          <w:rFonts w:ascii="Calibri" w:hAnsi="Calibri" w:cs="Calibri"/>
-          <w:sz w:val="21"/>
-          <w:szCs w:val="21"/>
-        </w:rPr>
-        <w:t>Award</w:t>
-      </w:r>
-      <w:r>
-        <w:rPr>
-          <w:rFonts w:ascii="Calibri" w:hAnsi="Calibri" w:cs="Calibri"/>
-          <w:sz w:val="21"/>
-          <w:szCs w:val="21"/>
-        </w:rPr>
-        <w:t xml:space="preserve"> (#</w:t>
-      </w:r>
-      <w:proofErr w:type="gramEnd"/>
-      <w:r>
-        <w:rPr>
-          <w:rFonts w:ascii="Calibri" w:hAnsi="Calibri" w:cs="Calibri"/>
-          <w:sz w:val="21"/>
-          <w:szCs w:val="21"/>
-        </w:rPr>
-        <w:t>1 Ranking</w:t>
-      </w:r>
-      <w:r>
-        <w:rPr>
-          <w:rFonts w:ascii="Calibri" w:hAnsi="Calibri" w:cs="Calibri"/>
-          <w:sz w:val="21"/>
-          <w:szCs w:val="21"/>
-        </w:rPr>
-        <w:t>) and awarded RBS Quality Gold &amp; Silver Medals in Amazon.</w:t>
-      </w:r>
-    </w:p>
-    <w:p>
-      <w:pPr>
-        <w:spacing w:line="240" w:lineRule="auto"/>
-        <w:rPr>
-          <w:rFonts w:ascii="Calibri" w:hAnsi="Calibri" w:cs="Calibri"/>
-          <w:sz w:val="21"/>
-          <w:szCs w:val="21"/>
-        </w:rPr>
-      </w:pPr>
-      <w:r>
-        <w:rPr>
-          <w:rFonts w:ascii="Calibri" w:hAnsi="Calibri" w:cs="Calibri"/>
-          <w:b/>
-          <w:bCs/>
-          <w:sz w:val="21"/>
-          <w:szCs w:val="21"/>
-        </w:rPr>
-        <w:t>Technical Credentials:</w:t>
-      </w:r>
-      <w:r>
-        <w:rPr>
-          <w:rFonts w:ascii="Calibri" w:hAnsi="Calibri" w:cs="Calibri"/>
-          <w:sz w:val="21"/>
-          <w:szCs w:val="21"/>
-        </w:rPr>
-        <w:t xml:space="preserve"> </w:t>
-      </w:r>
-      <w:proofErr w:type="spellStart"/>
-      <w:r>
-        <w:rPr>
-          <w:rFonts w:ascii="Calibri" w:hAnsi="Calibri" w:cs="Calibri"/>
-          <w:sz w:val="21"/>
-          <w:szCs w:val="21"/>
-        </w:rPr>
-        <w:t>HackerRank</w:t>
-      </w:r>
-      <w:proofErr w:type="spellEnd"/>
-      <w:r>
-        <w:rPr>
-          <w:rFonts w:ascii="Calibri" w:hAnsi="Calibri" w:cs="Calibri"/>
-          <w:sz w:val="21"/>
-          <w:szCs w:val="21"/>
-        </w:rPr>
-        <w:t xml:space="preserve"> Gold Star</w:t>
-      </w:r>
-      <w:r>
-        <w:rPr>
-          <w:rFonts w:ascii="Calibri" w:hAnsi="Calibri" w:cs="Calibri"/>
-          <w:sz w:val="21"/>
-          <w:szCs w:val="21"/>
-        </w:rPr>
-        <w:t xml:space="preserve"> Badge</w:t>
-      </w:r>
-      <w:r>
-        <w:rPr>
-          <w:rFonts w:ascii="Calibri" w:hAnsi="Calibri" w:cs="Calibri"/>
-          <w:sz w:val="21"/>
-          <w:szCs w:val="21"/>
-        </w:rPr>
-        <w:t xml:space="preserve"> — </w:t>
-      </w:r>
-      <w:r>
-        <w:rPr>
-          <w:rFonts w:ascii="Calibri" w:hAnsi="Calibri" w:cs="Calibri"/>
-          <w:sz w:val="21"/>
-          <w:szCs w:val="21"/>
-        </w:rPr>
-        <w:t xml:space="preserve">SQL </w:t>
-      </w:r>
-      <w:r>
-        <w:rPr>
-          <w:rFonts w:ascii="Calibri" w:hAnsi="Calibri" w:cs="Calibri"/>
-          <w:sz w:val="21"/>
-          <w:szCs w:val="21"/>
-        </w:rPr>
-        <w:t>&amp; Python</w:t>
+          <w:b/>
+          <w:bCs/>
+          <w:sz w:val="21"/>
+          <w:szCs w:val="21"/>
+        </w:rPr>
+      </w:pPr>
+      <w:r>
+        <w:rPr>
+          <w:rFonts w:ascii="Calibri" w:hAnsi="Calibri" w:cs="Calibri"/>
+          <w:b/>
+          <w:bCs/>
+          <w:sz w:val="22"/>
+          <w:szCs w:val="22"/>
+        </w:rPr>
+        <w:t xml:space="preserve">Awards &amp; Credentials: </w:t>
+      </w:r>
+      <w:r>
+        <w:rPr>
+          <w:rFonts w:ascii="Calibri" w:hAnsi="Calibri" w:cs="Calibri"/>
+          <w:sz w:val="22"/>
+          <w:szCs w:val="22"/>
+        </w:rPr>
+        <w:t>4x Top Performer Award (#1 Ranking) and RBS Quality Gold &amp; Silver Medals at Amazon; HackerRank Gold Star Badge in SQL and Python.</w:t>
       </w:r>
     </w:p>
     <w:p>
@@ -4035,6 +2988,155 @@
     </w:lvl>
   </w:abstractNum>
   <w:abstractNum w:abstractNumId="4" w15:restartNumberingAfterBreak="0">
+    <w:nsid w:val="41854FC3"/>
+    <w:multiLevelType w:val="multilevel"/>
+    <w:tmpl w:val="7FC8ABF8"/>
+    <w:lvl w:ilvl="0">
+      <w:start w:val="1"/>
+      <w:numFmt w:val="bullet"/>
+      <w:lvlText w:val=""/>
+      <w:lvlJc w:val="left"/>
+      <w:pPr>
+        <w:tabs>
+          <w:tab w:val="num" w:pos="720"/>
+        </w:tabs>
+        <w:ind w:left="720" w:hanging="360"/>
+      </w:pPr>
+      <w:rPr>
+        <w:rFonts w:ascii="Symbol" w:hAnsi="Symbol" w:hint="default"/>
+        <w:sz w:val="20"/>
+      </w:rPr>
+    </w:lvl>
+    <w:lvl w:ilvl="1" w:tentative="1">
+      <w:start w:val="1"/>
+      <w:numFmt w:val="bullet"/>
+      <w:lvlText w:val="o"/>
+      <w:lvlJc w:val="left"/>
+      <w:pPr>
+        <w:tabs>
+          <w:tab w:val="num" w:pos="1440"/>
+        </w:tabs>
+        <w:ind w:left="1440" w:hanging="360"/>
+      </w:pPr>
+      <w:rPr>
+        <w:rFonts w:ascii="Courier New" w:hAnsi="Courier New" w:hint="default"/>
+        <w:sz w:val="20"/>
+      </w:rPr>
+    </w:lvl>
+    <w:lvl w:ilvl="2" w:tentative="1">
+      <w:start w:val="1"/>
+      <w:numFmt w:val="bullet"/>
+      <w:lvlText w:val=""/>
+      <w:lvlJc w:val="left"/>
+      <w:pPr>
+        <w:tabs>
+          <w:tab w:val="num" w:pos="2160"/>
+        </w:tabs>
+        <w:ind w:left="2160" w:hanging="360"/>
+      </w:pPr>
+      <w:rPr>
+        <w:rFonts w:ascii="Wingdings" w:hAnsi="Wingdings" w:hint="default"/>
+        <w:sz w:val="20"/>
+      </w:rPr>
+    </w:lvl>
+    <w:lvl w:ilvl="3" w:tentative="1">
+      <w:start w:val="1"/>
+      <w:numFmt w:val="bullet"/>
+      <w:lvlText w:val=""/>
+      <w:lvlJc w:val="left"/>
+      <w:pPr>
+        <w:tabs>
+          <w:tab w:val="num" w:pos="2880"/>
+        </w:tabs>
+        <w:ind w:left="2880" w:hanging="360"/>
+      </w:pPr>
+      <w:rPr>
+        <w:rFonts w:ascii="Wingdings" w:hAnsi="Wingdings" w:hint="default"/>
+        <w:sz w:val="20"/>
+      </w:rPr>
+    </w:lvl>
+    <w:lvl w:ilvl="4" w:tentative="1">
+      <w:start w:val="1"/>
+      <w:numFmt w:val="bullet"/>
+      <w:lvlText w:val=""/>
+      <w:lvlJc w:val="left"/>
+      <w:pPr>
+        <w:tabs>
+          <w:tab w:val="num" w:pos="3600"/>
+        </w:tabs>
+        <w:ind w:left="3600" w:hanging="360"/>
+      </w:pPr>
+      <w:rPr>
+        <w:rFonts w:ascii="Wingdings" w:hAnsi="Wingdings" w:hint="default"/>
+        <w:sz w:val="20"/>
+      </w:rPr>
+    </w:lvl>
+    <w:lvl w:ilvl="5" w:tentative="1">
+      <w:start w:val="1"/>
+      <w:numFmt w:val="bullet"/>
+      <w:lvlText w:val=""/>
+      <w:lvlJc w:val="left"/>
+      <w:pPr>
+        <w:tabs>
+          <w:tab w:val="num" w:pos="4320"/>
+        </w:tabs>
+        <w:ind w:left="4320" w:hanging="360"/>
+      </w:pPr>
+      <w:rPr>
+        <w:rFonts w:ascii="Wingdings" w:hAnsi="Wingdings" w:hint="default"/>
+        <w:sz w:val="20"/>
+      </w:rPr>
+    </w:lvl>
+    <w:lvl w:ilvl="6" w:tentative="1">
+      <w:start w:val="1"/>
+      <w:numFmt w:val="bullet"/>
+      <w:lvlText w:val=""/>
+      <w:lvlJc w:val="left"/>
+      <w:pPr>
+        <w:tabs>
+          <w:tab w:val="num" w:pos="5040"/>
+        </w:tabs>
+        <w:ind w:left="5040" w:hanging="360"/>
+      </w:pPr>
+      <w:rPr>
+        <w:rFonts w:ascii="Wingdings" w:hAnsi="Wingdings" w:hint="default"/>
+        <w:sz w:val="20"/>
+      </w:rPr>
+    </w:lvl>
+    <w:lvl w:ilvl="7" w:tentative="1">
+      <w:start w:val="1"/>
+      <w:numFmt w:val="bullet"/>
+      <w:lvlText w:val=""/>
+      <w:lvlJc w:val="left"/>
+      <w:pPr>
+        <w:tabs>
+          <w:tab w:val="num" w:pos="5760"/>
+        </w:tabs>
+        <w:ind w:left="5760" w:hanging="360"/>
+      </w:pPr>
+      <w:rPr>
+        <w:rFonts w:ascii="Wingdings" w:hAnsi="Wingdings" w:hint="default"/>
+        <w:sz w:val="20"/>
+      </w:rPr>
+    </w:lvl>
+    <w:lvl w:ilvl="8" w:tentative="1">
+      <w:start w:val="1"/>
+      <w:numFmt w:val="bullet"/>
+      <w:lvlText w:val=""/>
+      <w:lvlJc w:val="left"/>
+      <w:pPr>
+        <w:tabs>
+          <w:tab w:val="num" w:pos="6480"/>
+        </w:tabs>
+        <w:ind w:left="6480" w:hanging="360"/>
+      </w:pPr>
+      <w:rPr>
+        <w:rFonts w:ascii="Wingdings" w:hAnsi="Wingdings" w:hint="default"/>
+        <w:sz w:val="20"/>
+      </w:rPr>
+    </w:lvl>
+  </w:abstractNum>
+  <w:abstractNum w:abstractNumId="5" w15:restartNumberingAfterBreak="0">
     <w:nsid w:val="6A8E1E79"/>
     <w:multiLevelType w:val="multilevel"/>
     <w:tmpl w:val="90185730"/>
@@ -4183,7 +3285,7 @@
       </w:rPr>
     </w:lvl>
   </w:abstractNum>
-  <w:abstractNum w:abstractNumId="5" w15:restartNumberingAfterBreak="0">
+  <w:abstractNum w:abstractNumId="6" w15:restartNumberingAfterBreak="0">
     <w:nsid w:val="6D1E6325"/>
     <w:multiLevelType w:val="multilevel"/>
     <w:tmpl w:val="85AEF880"/>
@@ -4332,7 +3434,7 @@
       </w:rPr>
     </w:lvl>
   </w:abstractNum>
-  <w:abstractNum w:abstractNumId="6" w15:restartNumberingAfterBreak="0">
+  <w:abstractNum w:abstractNumId="7" w15:restartNumberingAfterBreak="0">
     <w:nsid w:val="6FA84FE9"/>
     <w:multiLevelType w:val="multilevel"/>
     <w:tmpl w:val="ECBA3970"/>
@@ -4481,7 +3583,7 @@
       </w:rPr>
     </w:lvl>
   </w:abstractNum>
-  <w:abstractNum w:abstractNumId="7" w15:restartNumberingAfterBreak="0">
+  <w:abstractNum w:abstractNumId="8" w15:restartNumberingAfterBreak="0">
     <w:nsid w:val="715C34D0"/>
     <w:multiLevelType w:val="multilevel"/>
     <w:tmpl w:val="A9AA5A56"/>
@@ -4630,10 +3732,10 @@
       </w:rPr>
     </w:lvl>
   </w:abstractNum>
-  <w:abstractNum w:abstractNumId="8" w15:restartNumberingAfterBreak="0">
+  <w:abstractNum w:abstractNumId="9" w15:restartNumberingAfterBreak="0">
     <w:nsid w:val="79242756"/>
     <w:multiLevelType w:val="hybridMultilevel"/>
-    <w:tmpl w:val="6AB62DC8"/>
+    <w:tmpl w:val="F816E88A"/>
     <w:lvl w:ilvl="0" w:tplc="04090001">
       <w:start w:val="1"/>
       <w:numFmt w:val="bullet"/>
@@ -4744,22 +3846,22 @@
     </w:lvl>
   </w:abstractNum>
   <w:num w:numId="1" w16cid:durableId="25756715">
-    <w:abstractNumId w:val="5"/>
+    <w:abstractNumId w:val="6"/>
   </w:num>
   <w:num w:numId="2" w16cid:durableId="1721326283">
     <w:abstractNumId w:val="1"/>
   </w:num>
   <w:num w:numId="3" w16cid:durableId="2145543033">
-    <w:abstractNumId w:val="6"/>
+    <w:abstractNumId w:val="7"/>
   </w:num>
   <w:num w:numId="4" w16cid:durableId="197013450">
-    <w:abstractNumId w:val="7"/>
+    <w:abstractNumId w:val="8"/>
   </w:num>
   <w:num w:numId="5" w16cid:durableId="1116020660">
     <w:abstractNumId w:val="0"/>
   </w:num>
   <w:num w:numId="6" w16cid:durableId="315570510">
-    <w:abstractNumId w:val="4"/>
+    <w:abstractNumId w:val="5"/>
   </w:num>
   <w:num w:numId="7" w16cid:durableId="464809628">
     <w:abstractNumId w:val="2"/>
@@ -4768,7 +3870,10 @@
     <w:abstractNumId w:val="3"/>
   </w:num>
   <w:num w:numId="9" w16cid:durableId="844707702">
-    <w:abstractNumId w:val="8"/>
+    <w:abstractNumId w:val="9"/>
+  </w:num>
+  <w:num w:numId="10" w16cid:durableId="1700737684">
+    <w:abstractNumId w:val="4"/>
   </w:num>
 </w:numbering>
 </file>

--- a/Joan_Anto_Ranjith_Resume.docx
+++ b/Joan_Anto_Ranjith_Resume.docx
@@ -204,14 +204,6 @@
         </w:rPr>
         <w:t xml:space="preserve"> |</w:t>
       </w:r>
-      <w:r>
-        <w:rPr>
-          <w:rFonts w:ascii="Calibri" w:hAnsi="Calibri" w:cs="Calibri"/>
-          <w:sz w:val="22"/>
-          <w:szCs w:val="22"/>
-        </w:rPr>
-        <w:t xml:space="preserve"> </w:t>
-      </w:r>
       <w:hyperlink r:id="rId7" w:history="1">
         <w:r>
           <w:rPr>
@@ -220,7 +212,25 @@
             <w:sz w:val="22"/>
             <w:szCs w:val="22"/>
           </w:rPr>
-          <w:t>github.com/JoanAntoRanjith</w:t>
+          <w:t>https://github.com/JoanAntoR</w:t>
+        </w:r>
+        <w:r>
+          <w:rPr>
+            <w:rStyle w:val="Hyperlink"/>
+            <w:rFonts w:ascii="Calibri" w:hAnsi="Calibri" w:cs="Calibri"/>
+            <w:sz w:val="22"/>
+            <w:szCs w:val="22"/>
+          </w:rPr>
+          <w:t>a</w:t>
+        </w:r>
+        <w:r>
+          <w:rPr>
+            <w:rStyle w:val="Hyperlink"/>
+            <w:rFonts w:ascii="Calibri" w:hAnsi="Calibri" w:cs="Calibri"/>
+            <w:sz w:val="22"/>
+            <w:szCs w:val="22"/>
+          </w:rPr>
+          <w:t>njith</w:t>
         </w:r>
       </w:hyperlink>
       <w:r>
@@ -229,7 +239,7 @@
           <w:sz w:val="22"/>
           <w:szCs w:val="22"/>
         </w:rPr>
-        <w:t xml:space="preserve"> |</w:t>
+        <w:t>|</w:t>
       </w:r>
       <w:r>
         <w:rPr>
@@ -247,8 +257,19 @@
             <w:sz w:val="22"/>
             <w:szCs w:val="22"/>
           </w:rPr>
-          <w:t>linkedin.com/in/joan-anto-ranjith</w:t>
+          <w:t>linkedin.com/in/</w:t>
         </w:r>
+        <w:proofErr w:type="spellStart"/>
+        <w:r>
+          <w:rPr>
+            <w:rStyle w:val="Hyperlink"/>
+            <w:rFonts w:ascii="Calibri" w:hAnsi="Calibri" w:cs="Calibri"/>
+            <w:sz w:val="22"/>
+            <w:szCs w:val="22"/>
+          </w:rPr>
+          <w:t>joan-anto-ranjith</w:t>
+        </w:r>
+        <w:proofErr w:type="spellEnd"/>
       </w:hyperlink>
     </w:p>
     <w:p>
@@ -551,7 +572,25 @@
           <w:sz w:val="22"/>
           <w:szCs w:val="22"/>
         </w:rPr>
-        <w:t xml:space="preserve">, using Power BI and QuickSight dashboards to track performance, achieving </w:t>
+        <w:t xml:space="preserve">, using Power BI and </w:t>
+      </w:r>
+      <w:proofErr w:type="spellStart"/>
+      <w:r>
+        <w:rPr>
+          <w:rFonts w:ascii="Calibri" w:hAnsi="Calibri" w:cs="Calibri"/>
+          <w:sz w:val="22"/>
+          <w:szCs w:val="22"/>
+        </w:rPr>
+        <w:t>QuickSight</w:t>
+      </w:r>
+      <w:proofErr w:type="spellEnd"/>
+      <w:r>
+        <w:rPr>
+          <w:rFonts w:ascii="Calibri" w:hAnsi="Calibri" w:cs="Calibri"/>
+          <w:sz w:val="22"/>
+          <w:szCs w:val="22"/>
+        </w:rPr>
+        <w:t xml:space="preserve"> dashboards to track performance, achieving </w:t>
       </w:r>
       <w:r>
         <w:rPr>
@@ -748,15 +787,27 @@
           <w:szCs w:val="22"/>
         </w:rPr>
       </w:pPr>
-      <w:r>
-        <w:rPr>
-          <w:rFonts w:ascii="Calibri" w:hAnsi="Calibri" w:cs="Calibri"/>
-          <w:b/>
-          <w:bCs/>
-          <w:sz w:val="22"/>
-          <w:szCs w:val="22"/>
-        </w:rPr>
-        <w:t xml:space="preserve">Keechery Engineering &amp; Co | </w:t>
+      <w:proofErr w:type="spellStart"/>
+      <w:r>
+        <w:rPr>
+          <w:rFonts w:ascii="Calibri" w:hAnsi="Calibri" w:cs="Calibri"/>
+          <w:b/>
+          <w:bCs/>
+          <w:sz w:val="22"/>
+          <w:szCs w:val="22"/>
+        </w:rPr>
+        <w:t>Keechery</w:t>
+      </w:r>
+      <w:proofErr w:type="spellEnd"/>
+      <w:r>
+        <w:rPr>
+          <w:rFonts w:ascii="Calibri" w:hAnsi="Calibri" w:cs="Calibri"/>
+          <w:b/>
+          <w:bCs/>
+          <w:sz w:val="22"/>
+          <w:szCs w:val="22"/>
+        </w:rPr>
+        <w:t xml:space="preserve"> Engineering &amp; Co | </w:t>
       </w:r>
       <w:r>
         <w:rPr>
@@ -869,15 +920,27 @@
           <w:szCs w:val="22"/>
         </w:rPr>
       </w:pPr>
-      <w:r>
-        <w:rPr>
-          <w:rFonts w:ascii="Calibri" w:hAnsi="Calibri" w:cs="Calibri"/>
-          <w:b/>
-          <w:bCs/>
-          <w:sz w:val="22"/>
-          <w:szCs w:val="22"/>
-        </w:rPr>
-        <w:t>Aarvee Associates | Engineer</w:t>
+      <w:proofErr w:type="spellStart"/>
+      <w:r>
+        <w:rPr>
+          <w:rFonts w:ascii="Calibri" w:hAnsi="Calibri" w:cs="Calibri"/>
+          <w:b/>
+          <w:bCs/>
+          <w:sz w:val="22"/>
+          <w:szCs w:val="22"/>
+        </w:rPr>
+        <w:t>Aarvee</w:t>
+      </w:r>
+      <w:proofErr w:type="spellEnd"/>
+      <w:r>
+        <w:rPr>
+          <w:rFonts w:ascii="Calibri" w:hAnsi="Calibri" w:cs="Calibri"/>
+          <w:b/>
+          <w:bCs/>
+          <w:sz w:val="22"/>
+          <w:szCs w:val="22"/>
+        </w:rPr>
+        <w:t xml:space="preserve"> Associates | Engineer</w:t>
       </w:r>
       <w:r>
         <w:rPr>
@@ -1017,7 +1080,25 @@
           <w:sz w:val="22"/>
           <w:szCs w:val="22"/>
         </w:rPr>
-        <w:t xml:space="preserve"> scheduling for NH-332A four-laning.</w:t>
+        <w:t xml:space="preserve"> scheduling for NH-332A four-</w:t>
+      </w:r>
+      <w:proofErr w:type="spellStart"/>
+      <w:r>
+        <w:rPr>
+          <w:rFonts w:ascii="Calibri" w:hAnsi="Calibri" w:cs="Calibri"/>
+          <w:sz w:val="22"/>
+          <w:szCs w:val="22"/>
+        </w:rPr>
+        <w:t>laning</w:t>
+      </w:r>
+      <w:proofErr w:type="spellEnd"/>
+      <w:r>
+        <w:rPr>
+          <w:rFonts w:ascii="Calibri" w:hAnsi="Calibri" w:cs="Calibri"/>
+          <w:sz w:val="22"/>
+          <w:szCs w:val="22"/>
+        </w:rPr>
+        <w:t>.</w:t>
       </w:r>
     </w:p>
     <w:p>
@@ -1079,7 +1160,29 @@
           <w:sz w:val="21"/>
           <w:szCs w:val="21"/>
         </w:rPr>
-        <w:t>(Amazon – EU9 Marketplace Launch Program | Python, Pandas, NumPy, OpenPyXL)</w:t>
+        <w:t xml:space="preserve">(Amazon – EU9 Marketplace Launch Program | Python, Pandas, NumPy, </w:t>
+      </w:r>
+      <w:proofErr w:type="spellStart"/>
+      <w:r>
+        <w:rPr>
+          <w:rFonts w:ascii="Calibri" w:hAnsi="Calibri" w:cs="Calibri"/>
+          <w:b/>
+          <w:bCs/>
+          <w:sz w:val="21"/>
+          <w:szCs w:val="21"/>
+        </w:rPr>
+        <w:t>OpenPyXL</w:t>
+      </w:r>
+      <w:proofErr w:type="spellEnd"/>
+      <w:r>
+        <w:rPr>
+          <w:rFonts w:ascii="Calibri" w:hAnsi="Calibri" w:cs="Calibri"/>
+          <w:b/>
+          <w:bCs/>
+          <w:sz w:val="21"/>
+          <w:szCs w:val="21"/>
+        </w:rPr>
+        <w:t>)</w:t>
       </w:r>
     </w:p>
     <w:p>
@@ -1314,7 +1417,51 @@
           <w:sz w:val="21"/>
           <w:szCs w:val="21"/>
         </w:rPr>
-        <w:t>Python, Streamlit, Supabase, Power BI)</w:t>
+        <w:t xml:space="preserve">Python, </w:t>
+      </w:r>
+      <w:proofErr w:type="spellStart"/>
+      <w:r>
+        <w:rPr>
+          <w:rFonts w:ascii="Calibri" w:hAnsi="Calibri" w:cs="Calibri"/>
+          <w:b/>
+          <w:bCs/>
+          <w:sz w:val="21"/>
+          <w:szCs w:val="21"/>
+        </w:rPr>
+        <w:t>Streamlit</w:t>
+      </w:r>
+      <w:proofErr w:type="spellEnd"/>
+      <w:r>
+        <w:rPr>
+          <w:rFonts w:ascii="Calibri" w:hAnsi="Calibri" w:cs="Calibri"/>
+          <w:b/>
+          <w:bCs/>
+          <w:sz w:val="21"/>
+          <w:szCs w:val="21"/>
+        </w:rPr>
+        <w:t xml:space="preserve">, </w:t>
+      </w:r>
+      <w:proofErr w:type="spellStart"/>
+      <w:r>
+        <w:rPr>
+          <w:rFonts w:ascii="Calibri" w:hAnsi="Calibri" w:cs="Calibri"/>
+          <w:b/>
+          <w:bCs/>
+          <w:sz w:val="21"/>
+          <w:szCs w:val="21"/>
+        </w:rPr>
+        <w:t>Supabase</w:t>
+      </w:r>
+      <w:proofErr w:type="spellEnd"/>
+      <w:r>
+        <w:rPr>
+          <w:rFonts w:ascii="Calibri" w:hAnsi="Calibri" w:cs="Calibri"/>
+          <w:b/>
+          <w:bCs/>
+          <w:sz w:val="21"/>
+          <w:szCs w:val="21"/>
+        </w:rPr>
+        <w:t>, Power BI)</w:t>
       </w:r>
     </w:p>
     <w:p>
@@ -1376,7 +1523,43 @@
           <w:sz w:val="21"/>
           <w:szCs w:val="21"/>
         </w:rPr>
-        <w:t>Built a Python and Streamlit billing application on Supabase for an 8-room, 31-tenant hostel, giving administrators one centralized place to record meter readings, manage tenant and occupancy data, and generate bills.</w:t>
+        <w:t xml:space="preserve">Built a Python and </w:t>
+      </w:r>
+      <w:proofErr w:type="spellStart"/>
+      <w:r>
+        <w:rPr>
+          <w:rFonts w:ascii="Calibri" w:hAnsi="Calibri" w:cs="Calibri"/>
+          <w:sz w:val="21"/>
+          <w:szCs w:val="21"/>
+        </w:rPr>
+        <w:t>Streamlit</w:t>
+      </w:r>
+      <w:proofErr w:type="spellEnd"/>
+      <w:r>
+        <w:rPr>
+          <w:rFonts w:ascii="Calibri" w:hAnsi="Calibri" w:cs="Calibri"/>
+          <w:sz w:val="21"/>
+          <w:szCs w:val="21"/>
+        </w:rPr>
+        <w:t xml:space="preserve"> billing application on </w:t>
+      </w:r>
+      <w:proofErr w:type="spellStart"/>
+      <w:r>
+        <w:rPr>
+          <w:rFonts w:ascii="Calibri" w:hAnsi="Calibri" w:cs="Calibri"/>
+          <w:sz w:val="21"/>
+          <w:szCs w:val="21"/>
+        </w:rPr>
+        <w:t>Supabase</w:t>
+      </w:r>
+      <w:proofErr w:type="spellEnd"/>
+      <w:r>
+        <w:rPr>
+          <w:rFonts w:ascii="Calibri" w:hAnsi="Calibri" w:cs="Calibri"/>
+          <w:sz w:val="21"/>
+          <w:szCs w:val="21"/>
+        </w:rPr>
+        <w:t xml:space="preserve"> for an 8-room, 31-tenant hostel, giving administrators one centralized place to record meter readings, manage tenant and occupancy data, and generate bills.</w:t>
       </w:r>
     </w:p>
     <w:p>
@@ -1398,7 +1581,25 @@
           <w:sz w:val="21"/>
           <w:szCs w:val="21"/>
         </w:rPr>
-        <w:t>Implemented automated tenant-wise billing based on actual meter consumption and days stayed, applying 3 unit rates across 2 room types to calculate each tenant’s share accurately.</w:t>
+        <w:t xml:space="preserve">Implemented automated tenant-wise billing based on actual meter consumption and days stayed, applying </w:t>
+      </w:r>
+      <w:proofErr w:type="gramStart"/>
+      <w:r>
+        <w:rPr>
+          <w:rFonts w:ascii="Calibri" w:hAnsi="Calibri" w:cs="Calibri"/>
+          <w:sz w:val="21"/>
+          <w:szCs w:val="21"/>
+        </w:rPr>
+        <w:t>3 unit</w:t>
+      </w:r>
+      <w:proofErr w:type="gramEnd"/>
+      <w:r>
+        <w:rPr>
+          <w:rFonts w:ascii="Calibri" w:hAnsi="Calibri" w:cs="Calibri"/>
+          <w:sz w:val="21"/>
+          <w:szCs w:val="21"/>
+        </w:rPr>
+        <w:t xml:space="preserve"> rates across 2 room types to calculate each tenant’s share accurately.</w:t>
       </w:r>
     </w:p>
     <w:p>
@@ -1479,7 +1680,25 @@
           <w:sz w:val="21"/>
           <w:szCs w:val="21"/>
         </w:rPr>
-        <w:t>Published the dashboard through Power BI Service with scheduled Supabase refresh, revealing that AC rooms drive ~94% of consumption and highlighting the highest- and lowest-usage rooms each month.</w:t>
+        <w:t xml:space="preserve">Published the dashboard through Power BI Service with scheduled </w:t>
+      </w:r>
+      <w:proofErr w:type="spellStart"/>
+      <w:r>
+        <w:rPr>
+          <w:rFonts w:ascii="Calibri" w:hAnsi="Calibri" w:cs="Calibri"/>
+          <w:sz w:val="21"/>
+          <w:szCs w:val="21"/>
+        </w:rPr>
+        <w:t>Supabase</w:t>
+      </w:r>
+      <w:proofErr w:type="spellEnd"/>
+      <w:r>
+        <w:rPr>
+          <w:rFonts w:ascii="Calibri" w:hAnsi="Calibri" w:cs="Calibri"/>
+          <w:sz w:val="21"/>
+          <w:szCs w:val="21"/>
+        </w:rPr>
+        <w:t xml:space="preserve"> refresh, revealing that AC rooms drive ~94% of consumption and highlighting the highest- and lowest-usage rooms each month.</w:t>
       </w:r>
     </w:p>
     <w:p>
@@ -1523,7 +1742,51 @@
           <w:sz w:val="21"/>
           <w:szCs w:val="21"/>
         </w:rPr>
-        <w:t>(Personal Portfolio Project | Python, EDA, Sweetviz, Matplotlib, Seaborn, Plotly)</w:t>
+        <w:t xml:space="preserve">(Personal Portfolio Project | Python, EDA, </w:t>
+      </w:r>
+      <w:proofErr w:type="spellStart"/>
+      <w:r>
+        <w:rPr>
+          <w:rFonts w:ascii="Calibri" w:hAnsi="Calibri" w:cs="Calibri"/>
+          <w:b/>
+          <w:bCs/>
+          <w:sz w:val="21"/>
+          <w:szCs w:val="21"/>
+        </w:rPr>
+        <w:t>Sweetviz</w:t>
+      </w:r>
+      <w:proofErr w:type="spellEnd"/>
+      <w:r>
+        <w:rPr>
+          <w:rFonts w:ascii="Calibri" w:hAnsi="Calibri" w:cs="Calibri"/>
+          <w:b/>
+          <w:bCs/>
+          <w:sz w:val="21"/>
+          <w:szCs w:val="21"/>
+        </w:rPr>
+        <w:t xml:space="preserve">, Matplotlib, Seaborn, </w:t>
+      </w:r>
+      <w:proofErr w:type="spellStart"/>
+      <w:r>
+        <w:rPr>
+          <w:rFonts w:ascii="Calibri" w:hAnsi="Calibri" w:cs="Calibri"/>
+          <w:b/>
+          <w:bCs/>
+          <w:sz w:val="21"/>
+          <w:szCs w:val="21"/>
+        </w:rPr>
+        <w:t>Plotly</w:t>
+      </w:r>
+      <w:proofErr w:type="spellEnd"/>
+      <w:r>
+        <w:rPr>
+          <w:rFonts w:ascii="Calibri" w:hAnsi="Calibri" w:cs="Calibri"/>
+          <w:b/>
+          <w:bCs/>
+          <w:sz w:val="21"/>
+          <w:szCs w:val="21"/>
+        </w:rPr>
+        <w:t>)</w:t>
       </w:r>
     </w:p>
     <w:p>
@@ -1747,7 +2010,25 @@
           <w:sz w:val="21"/>
           <w:szCs w:val="21"/>
         </w:rPr>
-        <w:t>Amazon QuickSight, Tableau</w:t>
+        <w:t xml:space="preserve">Amazon </w:t>
+      </w:r>
+      <w:proofErr w:type="spellStart"/>
+      <w:r>
+        <w:rPr>
+          <w:rFonts w:ascii="Calibri" w:hAnsi="Calibri" w:cs="Calibri"/>
+          <w:sz w:val="21"/>
+          <w:szCs w:val="21"/>
+        </w:rPr>
+        <w:t>QuickSight</w:t>
+      </w:r>
+      <w:proofErr w:type="spellEnd"/>
+      <w:r>
+        <w:rPr>
+          <w:rFonts w:ascii="Calibri" w:hAnsi="Calibri" w:cs="Calibri"/>
+          <w:sz w:val="21"/>
+          <w:szCs w:val="21"/>
+        </w:rPr>
+        <w:t>, Tableau</w:t>
       </w:r>
     </w:p>
     <w:p>
@@ -1775,24 +2056,106 @@
           <w:sz w:val="21"/>
           <w:szCs w:val="21"/>
         </w:rPr>
-        <w:t xml:space="preserve"> OpenPyXL,</w:t>
-      </w:r>
-      <w:r>
-        <w:rPr>
-          <w:rFonts w:ascii="Calibri" w:hAnsi="Calibri" w:cs="Calibri"/>
-          <w:sz w:val="21"/>
-          <w:szCs w:val="21"/>
-        </w:rPr>
         <w:t xml:space="preserve"> </w:t>
       </w:r>
-      <w:r>
-        <w:rPr>
-          <w:rFonts w:ascii="Calibri" w:hAnsi="Calibri" w:cs="Calibri"/>
-          <w:sz w:val="21"/>
-          <w:szCs w:val="21"/>
-        </w:rPr>
-        <w:t>Selenium, Streamlit, Matplotlib, Seaborn, Plotly, PySpark, Requests, BeautifulSoup</w:t>
-      </w:r>
+      <w:proofErr w:type="spellStart"/>
+      <w:r>
+        <w:rPr>
+          <w:rFonts w:ascii="Calibri" w:hAnsi="Calibri" w:cs="Calibri"/>
+          <w:sz w:val="21"/>
+          <w:szCs w:val="21"/>
+        </w:rPr>
+        <w:t>OpenPyXL</w:t>
+      </w:r>
+      <w:proofErr w:type="spellEnd"/>
+      <w:r>
+        <w:rPr>
+          <w:rFonts w:ascii="Calibri" w:hAnsi="Calibri" w:cs="Calibri"/>
+          <w:sz w:val="21"/>
+          <w:szCs w:val="21"/>
+        </w:rPr>
+        <w:t>,</w:t>
+      </w:r>
+      <w:r>
+        <w:rPr>
+          <w:rFonts w:ascii="Calibri" w:hAnsi="Calibri" w:cs="Calibri"/>
+          <w:sz w:val="21"/>
+          <w:szCs w:val="21"/>
+        </w:rPr>
+        <w:t xml:space="preserve"> </w:t>
+      </w:r>
+      <w:r>
+        <w:rPr>
+          <w:rFonts w:ascii="Calibri" w:hAnsi="Calibri" w:cs="Calibri"/>
+          <w:sz w:val="21"/>
+          <w:szCs w:val="21"/>
+        </w:rPr>
+        <w:t xml:space="preserve">Selenium, </w:t>
+      </w:r>
+      <w:proofErr w:type="spellStart"/>
+      <w:r>
+        <w:rPr>
+          <w:rFonts w:ascii="Calibri" w:hAnsi="Calibri" w:cs="Calibri"/>
+          <w:sz w:val="21"/>
+          <w:szCs w:val="21"/>
+        </w:rPr>
+        <w:t>Streamlit</w:t>
+      </w:r>
+      <w:proofErr w:type="spellEnd"/>
+      <w:r>
+        <w:rPr>
+          <w:rFonts w:ascii="Calibri" w:hAnsi="Calibri" w:cs="Calibri"/>
+          <w:sz w:val="21"/>
+          <w:szCs w:val="21"/>
+        </w:rPr>
+        <w:t xml:space="preserve">, Matplotlib, Seaborn, </w:t>
+      </w:r>
+      <w:proofErr w:type="spellStart"/>
+      <w:r>
+        <w:rPr>
+          <w:rFonts w:ascii="Calibri" w:hAnsi="Calibri" w:cs="Calibri"/>
+          <w:sz w:val="21"/>
+          <w:szCs w:val="21"/>
+        </w:rPr>
+        <w:t>Plotly</w:t>
+      </w:r>
+      <w:proofErr w:type="spellEnd"/>
+      <w:r>
+        <w:rPr>
+          <w:rFonts w:ascii="Calibri" w:hAnsi="Calibri" w:cs="Calibri"/>
+          <w:sz w:val="21"/>
+          <w:szCs w:val="21"/>
+        </w:rPr>
+        <w:t xml:space="preserve">, </w:t>
+      </w:r>
+      <w:proofErr w:type="spellStart"/>
+      <w:r>
+        <w:rPr>
+          <w:rFonts w:ascii="Calibri" w:hAnsi="Calibri" w:cs="Calibri"/>
+          <w:sz w:val="21"/>
+          <w:szCs w:val="21"/>
+        </w:rPr>
+        <w:t>PySpark</w:t>
+      </w:r>
+      <w:proofErr w:type="spellEnd"/>
+      <w:r>
+        <w:rPr>
+          <w:rFonts w:ascii="Calibri" w:hAnsi="Calibri" w:cs="Calibri"/>
+          <w:sz w:val="21"/>
+          <w:szCs w:val="21"/>
+        </w:rPr>
+        <w:t xml:space="preserve">, Requests, </w:t>
+      </w:r>
+      <w:proofErr w:type="spellStart"/>
+      <w:r>
+        <w:rPr>
+          <w:rFonts w:ascii="Calibri" w:hAnsi="Calibri" w:cs="Calibri"/>
+          <w:sz w:val="21"/>
+          <w:szCs w:val="21"/>
+        </w:rPr>
+        <w:t>BeautifulSoup</w:t>
+      </w:r>
+      <w:proofErr w:type="spellEnd"/>
     </w:p>
     <w:p>
       <w:pPr>
@@ -1819,7 +2182,25 @@
           <w:sz w:val="21"/>
           <w:szCs w:val="21"/>
         </w:rPr>
-        <w:t xml:space="preserve"> MySQL, PostgreSQL, Supabase, MongoDB, Data Pipelines</w:t>
+        <w:t xml:space="preserve"> MySQL, PostgreSQL, </w:t>
+      </w:r>
+      <w:proofErr w:type="spellStart"/>
+      <w:r>
+        <w:rPr>
+          <w:rFonts w:ascii="Calibri" w:hAnsi="Calibri" w:cs="Calibri"/>
+          <w:sz w:val="21"/>
+          <w:szCs w:val="21"/>
+        </w:rPr>
+        <w:t>Supabase</w:t>
+      </w:r>
+      <w:proofErr w:type="spellEnd"/>
+      <w:r>
+        <w:rPr>
+          <w:rFonts w:ascii="Calibri" w:hAnsi="Calibri" w:cs="Calibri"/>
+          <w:sz w:val="21"/>
+          <w:szCs w:val="21"/>
+        </w:rPr>
+        <w:t>, MongoDB, Data Pipelines</w:t>
       </w:r>
       <w:r>
         <w:rPr>
@@ -2197,13 +2578,23 @@
         </w:rPr>
         <w:t xml:space="preserve">IBM (2023) | </w:t>
       </w:r>
-      <w:r>
-        <w:rPr>
-          <w:rFonts w:ascii="Calibri" w:hAnsi="Calibri" w:cs="Calibri"/>
-          <w:sz w:val="21"/>
-          <w:szCs w:val="21"/>
-        </w:rPr>
-        <w:t xml:space="preserve">Codebasics </w:t>
+      <w:proofErr w:type="spellStart"/>
+      <w:r>
+        <w:rPr>
+          <w:rFonts w:ascii="Calibri" w:hAnsi="Calibri" w:cs="Calibri"/>
+          <w:sz w:val="21"/>
+          <w:szCs w:val="21"/>
+        </w:rPr>
+        <w:t>Codebasics</w:t>
+      </w:r>
+      <w:proofErr w:type="spellEnd"/>
+      <w:r>
+        <w:rPr>
+          <w:rFonts w:ascii="Calibri" w:hAnsi="Calibri" w:cs="Calibri"/>
+          <w:sz w:val="21"/>
+          <w:szCs w:val="21"/>
+        </w:rPr>
+        <w:t xml:space="preserve"> </w:t>
       </w:r>
       <w:r>
         <w:rPr>
@@ -2249,7 +2640,25 @@
           <w:sz w:val="22"/>
           <w:szCs w:val="22"/>
         </w:rPr>
-        <w:t>SQL — 360DigiTMG (2023) | Codebasics (2026)</w:t>
+        <w:t xml:space="preserve">SQL — 360DigiTMG (2023) | </w:t>
+      </w:r>
+      <w:proofErr w:type="spellStart"/>
+      <w:r>
+        <w:rPr>
+          <w:rFonts w:ascii="Calibri" w:hAnsi="Calibri" w:cs="Calibri"/>
+          <w:sz w:val="22"/>
+          <w:szCs w:val="22"/>
+        </w:rPr>
+        <w:t>Codebasics</w:t>
+      </w:r>
+      <w:proofErr w:type="spellEnd"/>
+      <w:r>
+        <w:rPr>
+          <w:rFonts w:ascii="Calibri" w:hAnsi="Calibri" w:cs="Calibri"/>
+          <w:sz w:val="22"/>
+          <w:szCs w:val="22"/>
+        </w:rPr>
+        <w:t xml:space="preserve"> (2026)</w:t>
       </w:r>
     </w:p>
     <w:p>
@@ -2271,7 +2680,25 @@
           <w:sz w:val="22"/>
           <w:szCs w:val="22"/>
         </w:rPr>
-        <w:t xml:space="preserve">Power BI Data Analytics — Codebasics (2026) | </w:t>
+        <w:t xml:space="preserve">Power BI Data Analytics — </w:t>
+      </w:r>
+      <w:proofErr w:type="spellStart"/>
+      <w:r>
+        <w:rPr>
+          <w:rFonts w:ascii="Calibri" w:hAnsi="Calibri" w:cs="Calibri"/>
+          <w:sz w:val="22"/>
+          <w:szCs w:val="22"/>
+        </w:rPr>
+        <w:t>Codebasics</w:t>
+      </w:r>
+      <w:proofErr w:type="spellEnd"/>
+      <w:r>
+        <w:rPr>
+          <w:rFonts w:ascii="Calibri" w:hAnsi="Calibri" w:cs="Calibri"/>
+          <w:sz w:val="22"/>
+          <w:szCs w:val="22"/>
+        </w:rPr>
+        <w:t xml:space="preserve"> (2026) | </w:t>
       </w:r>
       <w:r>
         <w:rPr>
@@ -2331,7 +2758,43 @@
           <w:sz w:val="22"/>
           <w:szCs w:val="22"/>
         </w:rPr>
-        <w:t>4x Top Performer Award (#1 Ranking) and RBS Quality Gold &amp; Silver Medals at Amazon; HackerRank Gold Star Badge in SQL and Python.</w:t>
+        <w:t xml:space="preserve">4x Top Performer </w:t>
+      </w:r>
+      <w:proofErr w:type="gramStart"/>
+      <w:r>
+        <w:rPr>
+          <w:rFonts w:ascii="Calibri" w:hAnsi="Calibri" w:cs="Calibri"/>
+          <w:sz w:val="22"/>
+          <w:szCs w:val="22"/>
+        </w:rPr>
+        <w:t>Award (#</w:t>
+      </w:r>
+      <w:proofErr w:type="gramEnd"/>
+      <w:r>
+        <w:rPr>
+          <w:rFonts w:ascii="Calibri" w:hAnsi="Calibri" w:cs="Calibri"/>
+          <w:sz w:val="22"/>
+          <w:szCs w:val="22"/>
+        </w:rPr>
+        <w:t xml:space="preserve">1 Ranking) and RBS Quality Gold &amp; Silver Medals at Amazon; </w:t>
+      </w:r>
+      <w:proofErr w:type="spellStart"/>
+      <w:r>
+        <w:rPr>
+          <w:rFonts w:ascii="Calibri" w:hAnsi="Calibri" w:cs="Calibri"/>
+          <w:sz w:val="22"/>
+          <w:szCs w:val="22"/>
+        </w:rPr>
+        <w:t>HackerRank</w:t>
+      </w:r>
+      <w:proofErr w:type="spellEnd"/>
+      <w:r>
+        <w:rPr>
+          <w:rFonts w:ascii="Calibri" w:hAnsi="Calibri" w:cs="Calibri"/>
+          <w:sz w:val="22"/>
+          <w:szCs w:val="22"/>
+        </w:rPr>
+        <w:t xml:space="preserve"> Gold Star Badge in SQL and Python.</w:t>
       </w:r>
     </w:p>
     <w:p>
@@ -4481,6 +4944,7 @@
   <w:style w:type="character" w:default="1" w:styleId="DefaultParagraphFont">
     <w:name w:val="Default Paragraph Font"/>
     <w:uiPriority w:val="1"/>
+    <w:semiHidden/>
     <w:unhideWhenUsed/>
   </w:style>
   <w:style w:type="table" w:default="1" w:styleId="TableNormal">
@@ -4817,6 +5281,18 @@
       <w:shd w:val="clear" w:color="auto" w:fill="E1DFDD"/>
     </w:rPr>
   </w:style>
+  <w:style w:type="character" w:styleId="FollowedHyperlink">
+    <w:name w:val="FollowedHyperlink"/>
+    <w:basedOn w:val="DefaultParagraphFont"/>
+    <w:uiPriority w:val="99"/>
+    <w:semiHidden/>
+    <w:unhideWhenUsed/>
+    <w:rsid w:val="00AD37AD"/>
+    <w:rPr>
+      <w:color w:val="96607D" w:themeColor="followedHyperlink"/>
+      <w:u w:val="single"/>
+    </w:rPr>
+  </w:style>
 </w:styles>
 </file>
 

--- a/Joan_Anto_Ranjith_Resume.docx
+++ b/Joan_Anto_Ranjith_Resume.docx
@@ -305,15 +305,33 @@
           <w:sz w:val="22"/>
           <w:szCs w:val="22"/>
         </w:rPr>
-        <w:t>Data analyst</w:t>
-      </w:r>
-      <w:r>
-        <w:rPr>
-          <w:rFonts w:ascii="Calibri" w:hAnsi="Calibri" w:cs="Calibri"/>
-          <w:sz w:val="22"/>
-          <w:szCs w:val="22"/>
-        </w:rPr>
-        <w:t xml:space="preserve"> and Automation Professional with 8+ years of experience (6 at Amazon in catalog operations), specializing in Python automation, SQL, Power BI, and data-driven problem-solving. Skilled in KPI analysis, dashboard development, and AI-enabled workflows, turning large, complex datasets into actionable insights and reducing manual effort.</w:t>
+        <w:t>Operations and</w:t>
+      </w:r>
+      <w:r>
+        <w:rPr>
+          <w:rFonts w:ascii="Calibri" w:hAnsi="Calibri" w:cs="Calibri"/>
+          <w:sz w:val="22"/>
+          <w:szCs w:val="22"/>
+        </w:rPr>
+        <w:t xml:space="preserve"> </w:t>
+      </w:r>
+      <w:proofErr w:type="spellStart"/>
+      <w:r>
+        <w:rPr>
+          <w:rFonts w:ascii="Calibri" w:hAnsi="Calibri" w:cs="Calibri"/>
+          <w:sz w:val="22"/>
+          <w:szCs w:val="22"/>
+        </w:rPr>
+        <w:t>and</w:t>
+      </w:r>
+      <w:proofErr w:type="spellEnd"/>
+      <w:r>
+        <w:rPr>
+          <w:rFonts w:ascii="Calibri" w:hAnsi="Calibri" w:cs="Calibri"/>
+          <w:sz w:val="22"/>
+          <w:szCs w:val="22"/>
+        </w:rPr>
+        <w:t xml:space="preserve"> Automation Professional with 8+ years of experience (6 at Amazon in catalog operations), specializing in Python automation, SQL, Power BI, and data-driven problem-solving. Skilled in KPI analysis, dashboard development, and AI-enabled workflows, turning large, complex datasets into actionable insights and reducing manual effort.</w:t>
       </w:r>
       <w:r>
         <w:rPr>
